--- a/Computer Architecture/Pipelining.docx
+++ b/Computer Architecture/Pipelining.docx
@@ -7,6 +7,9 @@
         <w:pStyle w:val="Normal"/>
         <w:bidi w:val="0"/>
         <w:jc w:val="center"/>
+        <w:rPr/>
+      </w:pPr>
+      <w:r>
         <w:rPr>
           <w:rFonts w:ascii="JetBrainsMono NF" w:hAnsi="JetBrainsMono NF"/>
           <w:b/>
@@ -14,83 +17,62 @@
           <w:sz w:val="36"/>
           <w:u w:val="single"/>
         </w:rPr>
+        <w:t>Pipelining</w:t>
+      </w:r>
+    </w:p>
+    <w:p>
+      <w:pPr>
+        <w:pStyle w:val="Normal"/>
+        <w:bidi w:val="0"/>
+        <w:jc w:val="left"/>
+        <w:rPr/>
+      </w:pPr>
+      <w:r>
+        <w:rPr>
+          <w:rFonts w:ascii="JetBrainsMono NF" w:hAnsi="JetBrainsMono NF"/>
+          <w:b w:val="false"/>
+          <w:bCs w:val="false"/>
+          <w:sz w:val="28"/>
+          <w:u w:val="none"/>
+        </w:rPr>
+        <w:t>It is the process of dividing sequencial process and parallelizing it in a processor.</w:t>
+      </w:r>
+    </w:p>
+    <w:p>
+      <w:pPr>
+        <w:pStyle w:val="Normal"/>
+        <w:bidi w:val="0"/>
+        <w:jc w:val="left"/>
+        <w:rPr>
+          <w:rFonts w:ascii="JetBrainsMono NF" w:hAnsi="JetBrainsMono NF"/>
+          <w:b w:val="false"/>
+          <w:bCs w:val="false"/>
+          <w:sz w:val="28"/>
+          <w:u w:val="none"/>
+        </w:rPr>
+      </w:pPr>
+      <w:r>
+        <w:rPr>
+          <w:rFonts w:ascii="JetBrainsMono NF" w:hAnsi="JetBrainsMono NF"/>
+          <w:b w:val="false"/>
+          <w:bCs w:val="false"/>
+          <w:sz w:val="28"/>
+          <w:u w:val="none"/>
+        </w:rPr>
+      </w:r>
+    </w:p>
+    <w:p>
+      <w:pPr>
+        <w:pStyle w:val="Normal"/>
+        <w:bidi w:val="0"/>
+        <w:jc w:val="left"/>
+        <w:rPr/>
       </w:pPr>
       <w:r>
         <w:rPr>
           <w:rFonts w:ascii="JetBrainsMono NF" w:hAnsi="JetBrainsMono NF"/>
           <w:b/>
           <w:bCs/>
-          <w:sz w:val="36"/>
-          <w:u w:val="single"/>
-        </w:rPr>
-        <w:t>Pipelining</w:t>
-      </w:r>
-    </w:p>
-    <w:p>
-      <w:pPr>
-        <w:pStyle w:val="Normal"/>
-        <w:bidi w:val="0"/>
-        <w:jc w:val="left"/>
-        <w:rPr>
-          <w:rFonts w:ascii="JetBrainsMono NF" w:hAnsi="JetBrainsMono NF"/>
-          <w:b w:val="false"/>
-          <w:bCs w:val="false"/>
-          <w:sz w:val="28"/>
-          <w:u w:val="none"/>
-        </w:rPr>
-      </w:pPr>
-      <w:r>
-        <w:rPr>
-          <w:rFonts w:ascii="JetBrainsMono NF" w:hAnsi="JetBrainsMono NF"/>
-          <w:b w:val="false"/>
-          <w:bCs w:val="false"/>
-          <w:sz w:val="28"/>
-          <w:u w:val="none"/>
-        </w:rPr>
-        <w:t>It is the process of dividing sequencial process and parallelizing it in a processor.</w:t>
-      </w:r>
-    </w:p>
-    <w:p>
-      <w:pPr>
-        <w:pStyle w:val="Normal"/>
-        <w:bidi w:val="0"/>
-        <w:jc w:val="left"/>
-        <w:rPr>
-          <w:rFonts w:ascii="JetBrainsMono NF" w:hAnsi="JetBrainsMono NF"/>
-          <w:b w:val="false"/>
-          <w:bCs w:val="false"/>
-          <w:sz w:val="28"/>
-          <w:u w:val="none"/>
-        </w:rPr>
-      </w:pPr>
-      <w:r>
-        <w:rPr>
-          <w:rFonts w:ascii="JetBrainsMono NF" w:hAnsi="JetBrainsMono NF"/>
-          <w:b w:val="false"/>
-          <w:bCs w:val="false"/>
-          <w:sz w:val="28"/>
-          <w:u w:val="none"/>
-        </w:rPr>
-      </w:r>
-    </w:p>
-    <w:p>
-      <w:pPr>
-        <w:pStyle w:val="Normal"/>
-        <w:bidi w:val="0"/>
-        <w:jc w:val="left"/>
-        <w:rPr>
-          <w:rFonts w:ascii="JetBrainsMono NF" w:hAnsi="JetBrainsMono NF"/>
-          <w:b/>
-          <w:bCs/>
-          <w:sz w:val="28"/>
-          <w:u w:val="none"/>
-        </w:rPr>
-      </w:pPr>
-      <w:r>
-        <w:rPr>
-          <w:rFonts w:ascii="JetBrainsMono NF" w:hAnsi="JetBrainsMono NF"/>
-          <w:b/>
-          <w:bCs/>
           <w:sz w:val="28"/>
           <w:u w:val="none"/>
         </w:rPr>
@@ -102,13 +84,7 @@
         <w:pStyle w:val="Normal"/>
         <w:bidi w:val="0"/>
         <w:jc w:val="left"/>
-        <w:rPr>
-          <w:rFonts w:ascii="JetBrainsMono NF" w:hAnsi="JetBrainsMono NF"/>
-          <w:b w:val="false"/>
-          <w:bCs w:val="false"/>
-          <w:sz w:val="28"/>
-          <w:u w:val="none"/>
-        </w:rPr>
+        <w:rPr/>
       </w:pPr>
       <w:r>
         <w:rPr>
@@ -130,13 +106,7 @@
         </w:numPr>
         <w:bidi w:val="0"/>
         <w:jc w:val="left"/>
-        <w:rPr>
-          <w:rFonts w:ascii="JetBrainsMono NF" w:hAnsi="JetBrainsMono NF"/>
-          <w:b w:val="false"/>
-          <w:bCs w:val="false"/>
-          <w:sz w:val="28"/>
-          <w:u w:val="none"/>
-        </w:rPr>
+        <w:rPr/>
       </w:pPr>
       <w:r>
         <w:rPr>
@@ -158,13 +128,7 @@
         </w:numPr>
         <w:bidi w:val="0"/>
         <w:jc w:val="left"/>
-        <w:rPr>
-          <w:rFonts w:ascii="JetBrainsMono NF" w:hAnsi="JetBrainsMono NF"/>
-          <w:b w:val="false"/>
-          <w:bCs w:val="false"/>
-          <w:sz w:val="28"/>
-          <w:u w:val="none"/>
-        </w:rPr>
+        <w:rPr/>
       </w:pPr>
       <w:r>
         <w:rPr>
@@ -186,13 +150,7 @@
         </w:numPr>
         <w:bidi w:val="0"/>
         <w:jc w:val="left"/>
-        <w:rPr>
-          <w:rFonts w:ascii="JetBrainsMono NF" w:hAnsi="JetBrainsMono NF"/>
-          <w:b w:val="false"/>
-          <w:bCs w:val="false"/>
-          <w:sz w:val="28"/>
-          <w:u w:val="none"/>
-        </w:rPr>
+        <w:rPr/>
       </w:pPr>
       <w:r>
         <w:rPr>
@@ -214,13 +172,7 @@
         </w:numPr>
         <w:bidi w:val="0"/>
         <w:jc w:val="left"/>
-        <w:rPr>
-          <w:rFonts w:ascii="JetBrainsMono NF" w:hAnsi="JetBrainsMono NF"/>
-          <w:b w:val="false"/>
-          <w:bCs w:val="false"/>
-          <w:sz w:val="28"/>
-          <w:u w:val="none"/>
-        </w:rPr>
+        <w:rPr/>
       </w:pPr>
       <w:r>
         <w:rPr>
@@ -261,13 +213,7 @@
         <w:pStyle w:val="Normal"/>
         <w:bidi w:val="0"/>
         <w:jc w:val="left"/>
-        <w:rPr>
-          <w:rFonts w:ascii="JetBrainsMono NF" w:hAnsi="JetBrainsMono NF"/>
-          <w:b w:val="false"/>
-          <w:bCs w:val="false"/>
-          <w:sz w:val="28"/>
-          <w:u w:val="none"/>
-        </w:rPr>
+        <w:rPr/>
       </w:pPr>
       <w:r>
         <w:rPr>
@@ -514,13 +460,7 @@
         <w:pStyle w:val="Normal"/>
         <w:bidi w:val="0"/>
         <w:jc w:val="left"/>
-        <w:rPr>
-          <w:rFonts w:ascii="JetBrainsMono NF" w:hAnsi="JetBrainsMono NF"/>
-          <w:b w:val="false"/>
-          <w:bCs w:val="false"/>
-          <w:sz w:val="28"/>
-          <w:u w:val="none"/>
-        </w:rPr>
+        <w:rPr/>
       </w:pPr>
       <w:r>
         <w:rPr>
@@ -928,13 +868,7 @@
         <w:pStyle w:val="Normal"/>
         <w:bidi w:val="0"/>
         <w:jc w:val="left"/>
-        <w:rPr>
-          <w:rFonts w:ascii="JetBrainsMono NF" w:hAnsi="JetBrainsMono NF"/>
-          <w:b w:val="false"/>
-          <w:bCs w:val="false"/>
-          <w:sz w:val="28"/>
-          <w:u w:val="none"/>
-        </w:rPr>
+        <w:rPr/>
       </w:pPr>
       <w:r>
         <w:rPr>
@@ -1254,7 +1188,13 @@
         </w:rPr>
       </w:pPr>
       <w:r>
-        <w:rPr/>
+        <w:rPr>
+          <w:rFonts w:ascii="JetBrainsMono NF" w:hAnsi="JetBrainsMono NF"/>
+          <w:b w:val="false"/>
+          <w:bCs w:val="false"/>
+          <w:sz w:val="28"/>
+          <w:u w:val="none"/>
+        </w:rPr>
         <w:drawing>
           <wp:anchor behindDoc="0" distT="0" distB="0" distL="0" distR="0" simplePos="0" locked="0" layoutInCell="0" allowOverlap="1" relativeHeight="5">
             <wp:simplePos x="0" y="0"/>
@@ -1468,298 +1408,659 @@
         <w:pStyle w:val="Normal"/>
         <w:bidi w:val="0"/>
         <w:jc w:val="left"/>
-        <w:rPr>
-          <w:rFonts w:ascii="JetBrainsMono NF" w:hAnsi="JetBrainsMono NF"/>
-          <w:b w:val="false"/>
-          <w:bCs w:val="false"/>
-          <w:sz w:val="28"/>
-          <w:u w:val="none"/>
-        </w:rPr>
-      </w:pPr>
-      <w:r>
-        <w:rPr>
-          <w:rFonts w:ascii="JetBrainsMono NF" w:hAnsi="JetBrainsMono NF"/>
-          <w:b w:val="false"/>
-          <w:bCs w:val="false"/>
-          <w:sz w:val="28"/>
-          <w:u w:val="none"/>
-        </w:rPr>
-      </w:r>
-    </w:p>
-    <w:p>
-      <w:pPr>
-        <w:pStyle w:val="Normal"/>
-        <w:bidi w:val="0"/>
-        <w:jc w:val="left"/>
-        <w:rPr>
-          <w:rFonts w:ascii="JetBrainsMono NF" w:hAnsi="JetBrainsMono NF"/>
-          <w:b w:val="false"/>
-          <w:bCs w:val="false"/>
-          <w:sz w:val="28"/>
-          <w:u w:val="none"/>
-        </w:rPr>
-      </w:pPr>
-      <w:r>
-        <w:rPr>
-          <w:rFonts w:ascii="JetBrainsMono NF" w:hAnsi="JetBrainsMono NF"/>
-          <w:b w:val="false"/>
-          <w:bCs w:val="false"/>
-          <w:sz w:val="28"/>
-          <w:u w:val="none"/>
-        </w:rPr>
-      </w:r>
-    </w:p>
-    <w:p>
-      <w:pPr>
-        <w:pStyle w:val="Normal"/>
-        <w:bidi w:val="0"/>
-        <w:jc w:val="left"/>
-        <w:rPr>
-          <w:rFonts w:ascii="JetBrainsMono NF" w:hAnsi="JetBrainsMono NF"/>
-          <w:b w:val="false"/>
-          <w:bCs w:val="false"/>
-          <w:sz w:val="28"/>
-          <w:u w:val="none"/>
-        </w:rPr>
-      </w:pPr>
-      <w:r>
-        <w:rPr>
-          <w:rFonts w:ascii="JetBrainsMono NF" w:hAnsi="JetBrainsMono NF"/>
-          <w:b w:val="false"/>
-          <w:bCs w:val="false"/>
-          <w:sz w:val="28"/>
-          <w:u w:val="none"/>
-        </w:rPr>
-      </w:r>
-    </w:p>
-    <w:p>
-      <w:pPr>
-        <w:pStyle w:val="Normal"/>
-        <w:bidi w:val="0"/>
-        <w:jc w:val="left"/>
-        <w:rPr>
-          <w:rFonts w:ascii="JetBrainsMono NF" w:hAnsi="JetBrainsMono NF"/>
-          <w:b w:val="false"/>
-          <w:bCs w:val="false"/>
-          <w:sz w:val="28"/>
-          <w:u w:val="none"/>
-        </w:rPr>
-      </w:pPr>
-      <w:r>
-        <w:rPr>
-          <w:rFonts w:ascii="JetBrainsMono NF" w:hAnsi="JetBrainsMono NF"/>
-          <w:b w:val="false"/>
-          <w:bCs w:val="false"/>
-          <w:sz w:val="28"/>
-          <w:u w:val="none"/>
-        </w:rPr>
-      </w:r>
-    </w:p>
-    <w:p>
-      <w:pPr>
-        <w:pStyle w:val="Normal"/>
-        <w:bidi w:val="0"/>
-        <w:jc w:val="left"/>
-        <w:rPr>
-          <w:rFonts w:ascii="JetBrainsMono NF" w:hAnsi="JetBrainsMono NF"/>
-          <w:b w:val="false"/>
-          <w:bCs w:val="false"/>
-          <w:sz w:val="28"/>
-          <w:u w:val="none"/>
-        </w:rPr>
-      </w:pPr>
-      <w:r>
-        <w:rPr>
-          <w:rFonts w:ascii="JetBrainsMono NF" w:hAnsi="JetBrainsMono NF"/>
-          <w:b w:val="false"/>
-          <w:bCs w:val="false"/>
-          <w:sz w:val="28"/>
-          <w:u w:val="none"/>
-        </w:rPr>
-      </w:r>
-    </w:p>
-    <w:p>
-      <w:pPr>
-        <w:pStyle w:val="Normal"/>
-        <w:bidi w:val="0"/>
-        <w:jc w:val="left"/>
-        <w:rPr>
-          <w:rFonts w:ascii="JetBrainsMono NF" w:hAnsi="JetBrainsMono NF"/>
-          <w:b w:val="false"/>
-          <w:bCs w:val="false"/>
-          <w:sz w:val="28"/>
-          <w:u w:val="none"/>
-        </w:rPr>
-      </w:pPr>
-      <w:r>
-        <w:rPr>
-          <w:rFonts w:ascii="JetBrainsMono NF" w:hAnsi="JetBrainsMono NF"/>
-          <w:b w:val="false"/>
-          <w:bCs w:val="false"/>
-          <w:sz w:val="28"/>
-          <w:u w:val="none"/>
-        </w:rPr>
-      </w:r>
-    </w:p>
-    <w:p>
-      <w:pPr>
-        <w:pStyle w:val="Normal"/>
-        <w:bidi w:val="0"/>
-        <w:jc w:val="left"/>
-        <w:rPr>
-          <w:rFonts w:ascii="JetBrainsMono NF" w:hAnsi="JetBrainsMono NF"/>
-          <w:b w:val="false"/>
-          <w:bCs w:val="false"/>
-          <w:sz w:val="28"/>
-          <w:u w:val="none"/>
-        </w:rPr>
-      </w:pPr>
-      <w:r>
-        <w:rPr>
-          <w:rFonts w:ascii="JetBrainsMono NF" w:hAnsi="JetBrainsMono NF"/>
-          <w:b w:val="false"/>
-          <w:bCs w:val="false"/>
-          <w:sz w:val="28"/>
-          <w:u w:val="none"/>
-        </w:rPr>
-      </w:r>
-    </w:p>
-    <w:p>
-      <w:pPr>
-        <w:pStyle w:val="Normal"/>
-        <w:bidi w:val="0"/>
-        <w:jc w:val="left"/>
-        <w:rPr>
-          <w:rFonts w:ascii="JetBrainsMono NF" w:hAnsi="JetBrainsMono NF"/>
-          <w:b w:val="false"/>
-          <w:bCs w:val="false"/>
-          <w:sz w:val="28"/>
-          <w:u w:val="none"/>
-        </w:rPr>
-      </w:pPr>
-      <w:r>
-        <w:rPr>
-          <w:rFonts w:ascii="JetBrainsMono NF" w:hAnsi="JetBrainsMono NF"/>
-          <w:b w:val="false"/>
-          <w:bCs w:val="false"/>
-          <w:sz w:val="28"/>
-          <w:u w:val="none"/>
-        </w:rPr>
-      </w:r>
-    </w:p>
-    <w:p>
-      <w:pPr>
-        <w:pStyle w:val="Normal"/>
-        <w:bidi w:val="0"/>
-        <w:jc w:val="left"/>
-        <w:rPr>
-          <w:rFonts w:ascii="JetBrainsMono NF" w:hAnsi="JetBrainsMono NF"/>
-          <w:b w:val="false"/>
-          <w:bCs w:val="false"/>
-          <w:sz w:val="28"/>
-          <w:u w:val="none"/>
-        </w:rPr>
-      </w:pPr>
-      <w:r>
-        <w:rPr>
-          <w:rFonts w:ascii="JetBrainsMono NF" w:hAnsi="JetBrainsMono NF"/>
-          <w:b w:val="false"/>
-          <w:bCs w:val="false"/>
-          <w:sz w:val="28"/>
-          <w:u w:val="none"/>
-        </w:rPr>
-      </w:r>
-    </w:p>
-    <w:p>
-      <w:pPr>
-        <w:pStyle w:val="Normal"/>
-        <w:bidi w:val="0"/>
-        <w:jc w:val="left"/>
-        <w:rPr>
-          <w:rFonts w:ascii="JetBrainsMono NF" w:hAnsi="JetBrainsMono NF"/>
-          <w:b w:val="false"/>
-          <w:bCs w:val="false"/>
-          <w:sz w:val="28"/>
-          <w:u w:val="none"/>
-        </w:rPr>
-      </w:pPr>
-      <w:r>
-        <w:rPr>
-          <w:rFonts w:ascii="JetBrainsMono NF" w:hAnsi="JetBrainsMono NF"/>
-          <w:b w:val="false"/>
-          <w:bCs w:val="false"/>
-          <w:sz w:val="28"/>
-          <w:u w:val="none"/>
-        </w:rPr>
-      </w:r>
-    </w:p>
-    <w:p>
-      <w:pPr>
-        <w:pStyle w:val="Normal"/>
-        <w:bidi w:val="0"/>
-        <w:jc w:val="left"/>
-        <w:rPr>
-          <w:rFonts w:ascii="JetBrainsMono NF" w:hAnsi="JetBrainsMono NF"/>
-          <w:b w:val="false"/>
-          <w:bCs w:val="false"/>
-          <w:sz w:val="28"/>
-          <w:u w:val="none"/>
-        </w:rPr>
-      </w:pPr>
-      <w:r>
-        <w:rPr>
-          <w:rFonts w:ascii="JetBrainsMono NF" w:hAnsi="JetBrainsMono NF"/>
-          <w:b w:val="false"/>
-          <w:bCs w:val="false"/>
-          <w:sz w:val="28"/>
-          <w:u w:val="none"/>
-        </w:rPr>
-      </w:r>
-    </w:p>
-    <w:p>
-      <w:pPr>
-        <w:pStyle w:val="Normal"/>
-        <w:bidi w:val="0"/>
-        <w:jc w:val="left"/>
-        <w:rPr>
-          <w:rFonts w:ascii="JetBrainsMono NF" w:hAnsi="JetBrainsMono NF"/>
-          <w:b w:val="false"/>
-          <w:bCs w:val="false"/>
-          <w:sz w:val="28"/>
-          <w:u w:val="none"/>
-        </w:rPr>
-      </w:pPr>
-      <w:r>
-        <w:rPr>
-          <w:rFonts w:ascii="JetBrainsMono NF" w:hAnsi="JetBrainsMono NF"/>
-          <w:b w:val="false"/>
-          <w:bCs w:val="false"/>
-          <w:sz w:val="28"/>
-          <w:u w:val="none"/>
-        </w:rPr>
-      </w:r>
-    </w:p>
-    <w:p>
-      <w:pPr>
-        <w:pStyle w:val="Normal"/>
-        <w:bidi w:val="0"/>
-        <w:jc w:val="left"/>
-        <w:rPr>
-          <w:rFonts w:ascii="JetBrainsMono NF" w:hAnsi="JetBrainsMono NF"/>
-          <w:b w:val="false"/>
-          <w:bCs w:val="false"/>
-          <w:sz w:val="28"/>
-          <w:u w:val="none"/>
-        </w:rPr>
-      </w:pPr>
-      <w:r>
-        <w:rPr>
-          <w:rFonts w:ascii="JetBrainsMono NF" w:hAnsi="JetBrainsMono NF"/>
-          <w:b w:val="false"/>
-          <w:bCs w:val="false"/>
-          <w:sz w:val="28"/>
-          <w:u w:val="none"/>
-        </w:rPr>
+        <w:rPr/>
+      </w:pPr>
+      <w:r>
+        <w:rPr>
+          <w:rFonts w:ascii="JetBrainsMono NF" w:hAnsi="JetBrainsMono NF"/>
+          <w:b/>
+          <w:bCs/>
+          <w:sz w:val="28"/>
+          <w:u w:val="none"/>
+        </w:rPr>
+        <w:t>Speed-up Eqn:</w:t>
+      </w:r>
+    </w:p>
+    <w:p>
+      <w:pPr>
+        <w:pStyle w:val="Normal"/>
+        <w:bidi w:val="0"/>
+        <w:jc w:val="left"/>
+        <w:rPr/>
+      </w:pPr>
+      <w:r>
+        <w:rPr>
+          <w:rFonts w:ascii="JetBrainsMono NF" w:hAnsi="JetBrainsMono NF"/>
+          <w:b w:val="false"/>
+          <w:bCs w:val="false"/>
+          <w:sz w:val="28"/>
+          <w:u w:val="none"/>
+        </w:rPr>
+        <w:t>Lets suppose there are “n” operations each operation takes “t</w:t>
+      </w:r>
+      <w:r>
+        <w:rPr>
+          <w:rFonts w:ascii="JetBrainsMono NF" w:hAnsi="JetBrainsMono NF"/>
+          <w:b w:val="false"/>
+          <w:bCs w:val="false"/>
+          <w:sz w:val="28"/>
+          <w:u w:val="none"/>
+          <w:vertAlign w:val="subscript"/>
+        </w:rPr>
+        <w:t>n</w:t>
+      </w:r>
+      <w:r>
+        <w:rPr>
+          <w:rFonts w:ascii="JetBrainsMono NF" w:hAnsi="JetBrainsMono NF"/>
+          <w:b w:val="false"/>
+          <w:bCs w:val="false"/>
+          <w:sz w:val="28"/>
+          <w:u w:val="none"/>
+        </w:rPr>
+        <w:t>” time to complete. For n operations to complete:</w:t>
+      </w:r>
+    </w:p>
+    <w:p>
+      <w:pPr>
+        <w:pStyle w:val="Normal"/>
+        <w:bidi w:val="0"/>
+        <w:jc w:val="left"/>
+        <w:rPr/>
+      </w:pPr>
+      <w:r>
+        <w:rPr>
+          <w:rFonts w:ascii="JetBrainsMono NF" w:hAnsi="JetBrainsMono NF"/>
+          <w:b w:val="false"/>
+          <w:bCs w:val="false"/>
+          <w:sz w:val="28"/>
+          <w:u w:val="none"/>
+        </w:rPr>
+        <w:tab/>
+        <w:t>total time = n * t</w:t>
+      </w:r>
+      <w:r>
+        <w:rPr>
+          <w:rFonts w:ascii="JetBrainsMono NF" w:hAnsi="JetBrainsMono NF"/>
+          <w:b w:val="false"/>
+          <w:bCs w:val="false"/>
+          <w:sz w:val="28"/>
+          <w:u w:val="none"/>
+          <w:vertAlign w:val="subscript"/>
+        </w:rPr>
+        <w:t>n</w:t>
+      </w:r>
+    </w:p>
+    <w:p>
+      <w:pPr>
+        <w:pStyle w:val="Normal"/>
+        <w:bidi w:val="0"/>
+        <w:jc w:val="left"/>
+        <w:rPr/>
+      </w:pPr>
+      <w:r>
+        <w:rPr>
+          <w:rFonts w:ascii="JetBrainsMono NF" w:hAnsi="JetBrainsMono NF"/>
+          <w:b w:val="false"/>
+          <w:bCs w:val="false"/>
+          <w:sz w:val="28"/>
+          <w:u w:val="none"/>
+        </w:rPr>
+        <w:t>Consider “K” segment pipeline. Each segment takes t</w:t>
+      </w:r>
+      <w:r>
+        <w:rPr>
+          <w:rFonts w:ascii="JetBrainsMono NF" w:hAnsi="JetBrainsMono NF"/>
+          <w:b w:val="false"/>
+          <w:bCs w:val="false"/>
+          <w:sz w:val="28"/>
+          <w:u w:val="none"/>
+          <w:vertAlign w:val="subscript"/>
+        </w:rPr>
+        <w:t>p</w:t>
+      </w:r>
+      <w:r>
+        <w:rPr>
+          <w:rFonts w:ascii="JetBrainsMono NF" w:hAnsi="JetBrainsMono NF"/>
+          <w:b w:val="false"/>
+          <w:bCs w:val="false"/>
+          <w:position w:val="0"/>
+          <w:sz w:val="28"/>
+          <w:sz w:val="28"/>
+          <w:u w:val="none"/>
+          <w:vertAlign w:val="baseline"/>
+        </w:rPr>
+        <w:t xml:space="preserve"> time to operate.</w:t>
+      </w:r>
+      <w:r>
+        <w:rPr>
+          <w:rFonts w:ascii="JetBrainsMono NF" w:hAnsi="JetBrainsMono NF"/>
+          <w:b w:val="false"/>
+          <w:bCs w:val="false"/>
+          <w:position w:val="0"/>
+          <w:sz w:val="28"/>
+          <w:sz w:val="28"/>
+          <w:u w:val="none"/>
+          <w:vertAlign w:val="baseline"/>
+        </w:rPr>
+        <w:t xml:space="preserve"> For 1</w:t>
+      </w:r>
+      <w:r>
+        <w:rPr>
+          <w:rFonts w:ascii="JetBrainsMono NF" w:hAnsi="JetBrainsMono NF"/>
+          <w:b w:val="false"/>
+          <w:bCs w:val="false"/>
+          <w:sz w:val="28"/>
+          <w:u w:val="none"/>
+          <w:vertAlign w:val="superscript"/>
+        </w:rPr>
+        <w:t>st</w:t>
+      </w:r>
+      <w:r>
+        <w:rPr>
+          <w:rFonts w:ascii="JetBrainsMono NF" w:hAnsi="JetBrainsMono NF"/>
+          <w:b w:val="false"/>
+          <w:bCs w:val="false"/>
+          <w:position w:val="0"/>
+          <w:sz w:val="28"/>
+          <w:sz w:val="28"/>
+          <w:u w:val="none"/>
+          <w:vertAlign w:val="baseline"/>
+        </w:rPr>
+        <w:t xml:space="preserve"> operation to complete it will take k*t</w:t>
+      </w:r>
+      <w:r>
+        <w:rPr>
+          <w:rFonts w:ascii="JetBrainsMono NF" w:hAnsi="JetBrainsMono NF"/>
+          <w:b w:val="false"/>
+          <w:bCs w:val="false"/>
+          <w:sz w:val="28"/>
+          <w:u w:val="none"/>
+          <w:vertAlign w:val="subscript"/>
+        </w:rPr>
+        <w:t>p</w:t>
+      </w:r>
+      <w:r>
+        <w:rPr>
+          <w:rFonts w:ascii="JetBrainsMono NF" w:hAnsi="JetBrainsMono NF"/>
+          <w:b w:val="false"/>
+          <w:bCs w:val="false"/>
+          <w:position w:val="0"/>
+          <w:sz w:val="28"/>
+          <w:sz w:val="28"/>
+          <w:u w:val="none"/>
+          <w:vertAlign w:val="baseline"/>
+        </w:rPr>
+        <w:t xml:space="preserve"> time to complete. For remaining n-1 tasks, it will take</w:t>
+      </w:r>
+    </w:p>
+    <w:p>
+      <w:pPr>
+        <w:pStyle w:val="Normal"/>
+        <w:bidi w:val="0"/>
+        <w:jc w:val="left"/>
+        <w:rPr>
+          <w:rFonts w:ascii="JetBrainsMono NF" w:hAnsi="JetBrainsMono NF"/>
+        </w:rPr>
+      </w:pPr>
+      <w:r>
+        <w:rPr>
+          <w:rFonts w:ascii="JetBrainsMono NF" w:hAnsi="JetBrainsMono NF"/>
+          <w:b w:val="false"/>
+          <w:bCs w:val="false"/>
+          <w:position w:val="0"/>
+          <w:sz w:val="28"/>
+          <w:sz w:val="28"/>
+          <w:u w:val="none"/>
+          <w:vertAlign w:val="baseline"/>
+        </w:rPr>
+        <w:t>(n-1)*t</w:t>
+      </w:r>
+      <w:r>
+        <w:rPr>
+          <w:rFonts w:ascii="JetBrainsMono NF" w:hAnsi="JetBrainsMono NF"/>
+          <w:b w:val="false"/>
+          <w:bCs w:val="false"/>
+          <w:sz w:val="28"/>
+          <w:u w:val="none"/>
+          <w:vertAlign w:val="subscript"/>
+        </w:rPr>
+        <w:t>p</w:t>
+      </w:r>
+      <w:r>
+        <w:rPr>
+          <w:rFonts w:ascii="JetBrainsMono NF" w:hAnsi="JetBrainsMono NF"/>
+          <w:b w:val="false"/>
+          <w:bCs w:val="false"/>
+          <w:position w:val="0"/>
+          <w:sz w:val="28"/>
+          <w:sz w:val="28"/>
+          <w:u w:val="none"/>
+          <w:vertAlign w:val="baseline"/>
+        </w:rPr>
+        <w:t xml:space="preserve"> time. </w:t>
+      </w:r>
+    </w:p>
+    <w:p>
+      <w:pPr>
+        <w:pStyle w:val="Normal"/>
+        <w:bidi w:val="0"/>
+        <w:jc w:val="left"/>
+        <w:rPr>
+          <w:rFonts w:ascii="JetBrainsMono NF" w:hAnsi="JetBrainsMono NF"/>
+        </w:rPr>
+      </w:pPr>
+      <w:r>
+        <w:rPr>
+          <w:rFonts w:ascii="JetBrainsMono NF" w:hAnsi="JetBrainsMono NF"/>
+          <w:b w:val="false"/>
+          <w:bCs w:val="false"/>
+          <w:position w:val="0"/>
+          <w:sz w:val="28"/>
+          <w:sz w:val="28"/>
+          <w:u w:val="none"/>
+          <w:vertAlign w:val="baseline"/>
+        </w:rPr>
+        <w:t>So total time = k*t</w:t>
+      </w:r>
+      <w:r>
+        <w:rPr>
+          <w:rFonts w:ascii="JetBrainsMono NF" w:hAnsi="JetBrainsMono NF"/>
+          <w:b w:val="false"/>
+          <w:bCs w:val="false"/>
+          <w:sz w:val="28"/>
+          <w:u w:val="none"/>
+          <w:vertAlign w:val="subscript"/>
+        </w:rPr>
+        <w:t xml:space="preserve">p </w:t>
+      </w:r>
+      <w:r>
+        <w:rPr>
+          <w:rFonts w:ascii="JetBrainsMono NF" w:hAnsi="JetBrainsMono NF"/>
+          <w:b w:val="false"/>
+          <w:bCs w:val="false"/>
+          <w:position w:val="0"/>
+          <w:sz w:val="28"/>
+          <w:sz w:val="28"/>
+          <w:u w:val="none"/>
+          <w:vertAlign w:val="baseline"/>
+        </w:rPr>
+        <w:t>+ (n-1)*t</w:t>
+      </w:r>
+      <w:r>
+        <w:rPr>
+          <w:rFonts w:ascii="JetBrainsMono NF" w:hAnsi="JetBrainsMono NF"/>
+          <w:b w:val="false"/>
+          <w:bCs w:val="false"/>
+          <w:sz w:val="28"/>
+          <w:u w:val="none"/>
+          <w:vertAlign w:val="subscript"/>
+        </w:rPr>
+        <w:t>p</w:t>
+      </w:r>
+    </w:p>
+    <w:p>
+      <w:pPr>
+        <w:pStyle w:val="Normal"/>
+        <w:bidi w:val="0"/>
+        <w:jc w:val="left"/>
+        <w:rPr>
+          <w:rFonts w:ascii="JetBrainsMono NF" w:hAnsi="JetBrainsMono NF"/>
+          <w:b w:val="false"/>
+          <w:bCs w:val="false"/>
+          <w:sz w:val="28"/>
+          <w:u w:val="none"/>
+        </w:rPr>
+      </w:pPr>
+      <w:r>
+        <w:rPr>
+          <w:rFonts w:ascii="JetBrainsMono NF" w:hAnsi="JetBrainsMono NF"/>
+          <w:b w:val="false"/>
+          <w:bCs w:val="false"/>
+          <w:sz w:val="28"/>
+          <w:u w:val="none"/>
+        </w:rPr>
+        <w:t xml:space="preserve">              </w:t>
+      </w:r>
+      <w:r>
+        <w:rPr>
+          <w:rFonts w:ascii="JetBrainsMono NF" w:hAnsi="JetBrainsMono NF"/>
+          <w:b w:val="false"/>
+          <w:bCs w:val="false"/>
+          <w:sz w:val="28"/>
+          <w:u w:val="none"/>
+        </w:rPr>
+        <w:t>= (k+n-1)*t</w:t>
+      </w:r>
+      <w:r>
+        <w:rPr>
+          <w:rFonts w:ascii="JetBrainsMono NF" w:hAnsi="JetBrainsMono NF"/>
+          <w:b w:val="false"/>
+          <w:bCs w:val="false"/>
+          <w:sz w:val="28"/>
+          <w:u w:val="none"/>
+          <w:vertAlign w:val="subscript"/>
+        </w:rPr>
+        <w:t>p</w:t>
+      </w:r>
+    </w:p>
+    <w:p>
+      <w:pPr>
+        <w:pStyle w:val="Normal"/>
+        <w:bidi w:val="0"/>
+        <w:jc w:val="left"/>
+        <w:rPr>
+          <w:rFonts w:ascii="JetBrainsMono NF" w:hAnsi="JetBrainsMono NF"/>
+          <w:b w:val="false"/>
+          <w:bCs w:val="false"/>
+          <w:sz w:val="28"/>
+          <w:u w:val="none"/>
+        </w:rPr>
+      </w:pPr>
+      <w:r>
+        <w:rPr>
+          <w:rFonts w:ascii="JetBrainsMono NF" w:hAnsi="JetBrainsMono NF"/>
+          <w:b w:val="false"/>
+          <w:bCs w:val="false"/>
+          <w:position w:val="0"/>
+          <w:sz w:val="28"/>
+          <w:sz w:val="28"/>
+          <w:u w:val="none"/>
+          <w:vertAlign w:val="baseline"/>
+        </w:rPr>
+        <w:t>Speed-up = time for non-pipeline/time for pipelined system</w:t>
+      </w:r>
+    </w:p>
+    <w:p>
+      <w:pPr>
+        <w:pStyle w:val="Normal"/>
+        <w:bidi w:val="0"/>
+        <w:jc w:val="left"/>
+        <w:rPr>
+          <w:rFonts w:ascii="JetBrainsMono NF" w:hAnsi="JetBrainsMono NF"/>
+          <w:b w:val="false"/>
+          <w:bCs w:val="false"/>
+          <w:sz w:val="28"/>
+          <w:u w:val="none"/>
+        </w:rPr>
+      </w:pPr>
+      <w:r>
+        <w:rPr>
+          <w:rFonts w:ascii="JetBrainsMono NF" w:hAnsi="JetBrainsMono NF"/>
+          <w:b w:val="false"/>
+          <w:bCs w:val="false"/>
+          <w:position w:val="0"/>
+          <w:sz w:val="28"/>
+          <w:sz w:val="28"/>
+          <w:u w:val="none"/>
+          <w:vertAlign w:val="baseline"/>
+        </w:rPr>
+        <w:t xml:space="preserve">         </w:t>
+      </w:r>
+      <w:r>
+        <w:rPr>
+          <w:rFonts w:ascii="JetBrainsMono NF" w:hAnsi="JetBrainsMono NF"/>
+          <w:b w:val="false"/>
+          <w:bCs w:val="false"/>
+          <w:position w:val="0"/>
+          <w:sz w:val="28"/>
+          <w:sz w:val="28"/>
+          <w:u w:val="none"/>
+          <w:vertAlign w:val="baseline"/>
+        </w:rPr>
+        <w:t>= n*t</w:t>
+      </w:r>
+      <w:r>
+        <w:rPr>
+          <w:rFonts w:ascii="JetBrainsMono NF" w:hAnsi="JetBrainsMono NF"/>
+          <w:b w:val="false"/>
+          <w:bCs w:val="false"/>
+          <w:sz w:val="28"/>
+          <w:u w:val="none"/>
+          <w:vertAlign w:val="subscript"/>
+        </w:rPr>
+        <w:t>n</w:t>
+      </w:r>
+      <w:r>
+        <w:rPr>
+          <w:rFonts w:ascii="JetBrainsMono NF" w:hAnsi="JetBrainsMono NF"/>
+          <w:b w:val="false"/>
+          <w:bCs w:val="false"/>
+          <w:position w:val="0"/>
+          <w:sz w:val="28"/>
+          <w:sz w:val="28"/>
+          <w:u w:val="none"/>
+          <w:vertAlign w:val="baseline"/>
+        </w:rPr>
+        <w:t>/(k+n-1)t</w:t>
+      </w:r>
+      <w:r>
+        <w:rPr>
+          <w:rFonts w:ascii="JetBrainsMono NF" w:hAnsi="JetBrainsMono NF"/>
+          <w:b w:val="false"/>
+          <w:bCs w:val="false"/>
+          <w:sz w:val="28"/>
+          <w:u w:val="none"/>
+          <w:vertAlign w:val="subscript"/>
+        </w:rPr>
+        <w:t>p</w:t>
+      </w:r>
+    </w:p>
+    <w:p>
+      <w:pPr>
+        <w:pStyle w:val="Normal"/>
+        <w:bidi w:val="0"/>
+        <w:jc w:val="left"/>
+        <w:rPr>
+          <w:rFonts w:ascii="JetBrainsMono NF" w:hAnsi="JetBrainsMono NF"/>
+          <w:b w:val="false"/>
+          <w:bCs w:val="false"/>
+          <w:sz w:val="28"/>
+          <w:u w:val="none"/>
+        </w:rPr>
+      </w:pPr>
+      <w:r>
+        <w:rPr>
+          <w:rFonts w:ascii="JetBrainsMono NF" w:hAnsi="JetBrainsMono NF"/>
+          <w:b w:val="false"/>
+          <w:bCs w:val="false"/>
+          <w:sz w:val="28"/>
+          <w:u w:val="none"/>
+        </w:rPr>
+      </w:r>
+    </w:p>
+    <w:p>
+      <w:pPr>
+        <w:pStyle w:val="Normal"/>
+        <w:bidi w:val="0"/>
+        <w:jc w:val="left"/>
+        <w:rPr>
+          <w:rFonts w:ascii="JetBrainsMono NF" w:hAnsi="JetBrainsMono NF"/>
+          <w:b w:val="false"/>
+          <w:bCs w:val="false"/>
+          <w:sz w:val="28"/>
+          <w:u w:val="none"/>
+        </w:rPr>
+      </w:pPr>
+      <w:r>
+        <w:rPr>
+          <w:rFonts w:ascii="JetBrainsMono NF" w:hAnsi="JetBrainsMono NF"/>
+          <w:b w:val="false"/>
+          <w:bCs w:val="false"/>
+          <w:sz w:val="28"/>
+          <w:u w:val="none"/>
+        </w:rPr>
+      </w:r>
+    </w:p>
+    <w:p>
+      <w:pPr>
+        <w:pStyle w:val="Normal"/>
+        <w:bidi w:val="0"/>
+        <w:jc w:val="left"/>
+        <w:rPr>
+          <w:rFonts w:ascii="JetBrainsMono NF" w:hAnsi="JetBrainsMono NF"/>
+          <w:b w:val="false"/>
+          <w:bCs w:val="false"/>
+          <w:sz w:val="28"/>
+          <w:u w:val="none"/>
+        </w:rPr>
+      </w:pPr>
+      <w:r>
+        <w:rPr>
+          <w:rFonts w:ascii="JetBrainsMono NF" w:hAnsi="JetBrainsMono NF"/>
+          <w:b w:val="false"/>
+          <w:bCs w:val="false"/>
+          <w:sz w:val="28"/>
+          <w:u w:val="none"/>
+        </w:rPr>
+      </w:r>
+    </w:p>
+    <w:p>
+      <w:pPr>
+        <w:pStyle w:val="Normal"/>
+        <w:bidi w:val="0"/>
+        <w:jc w:val="left"/>
+        <w:rPr>
+          <w:rFonts w:ascii="JetBrainsMono NF" w:hAnsi="JetBrainsMono NF"/>
+          <w:b w:val="false"/>
+          <w:bCs w:val="false"/>
+          <w:sz w:val="28"/>
+          <w:u w:val="none"/>
+        </w:rPr>
+      </w:pPr>
+      <w:r>
+        <w:rPr>
+          <w:rFonts w:ascii="JetBrainsMono NF" w:hAnsi="JetBrainsMono NF"/>
+          <w:b w:val="false"/>
+          <w:bCs w:val="false"/>
+          <w:sz w:val="28"/>
+          <w:u w:val="none"/>
+        </w:rPr>
+      </w:r>
+    </w:p>
+    <w:p>
+      <w:pPr>
+        <w:pStyle w:val="Normal"/>
+        <w:bidi w:val="0"/>
+        <w:jc w:val="left"/>
+        <w:rPr>
+          <w:rFonts w:ascii="JetBrainsMono NF" w:hAnsi="JetBrainsMono NF"/>
+          <w:b w:val="false"/>
+          <w:bCs w:val="false"/>
+          <w:sz w:val="28"/>
+          <w:u w:val="none"/>
+        </w:rPr>
+      </w:pPr>
+      <w:r>
+        <w:rPr>
+          <w:rFonts w:ascii="JetBrainsMono NF" w:hAnsi="JetBrainsMono NF"/>
+          <w:b w:val="false"/>
+          <w:bCs w:val="false"/>
+          <w:sz w:val="28"/>
+          <w:u w:val="none"/>
+        </w:rPr>
+      </w:r>
+    </w:p>
+    <w:p>
+      <w:pPr>
+        <w:pStyle w:val="Normal"/>
+        <w:bidi w:val="0"/>
+        <w:jc w:val="left"/>
+        <w:rPr>
+          <w:rFonts w:ascii="JetBrainsMono NF" w:hAnsi="JetBrainsMono NF"/>
+          <w:b w:val="false"/>
+          <w:bCs w:val="false"/>
+          <w:sz w:val="28"/>
+          <w:u w:val="none"/>
+        </w:rPr>
+      </w:pPr>
+      <w:r>
+        <w:rPr>
+          <w:rFonts w:ascii="JetBrainsMono NF" w:hAnsi="JetBrainsMono NF"/>
+          <w:b w:val="false"/>
+          <w:bCs w:val="false"/>
+          <w:sz w:val="28"/>
+          <w:u w:val="none"/>
+        </w:rPr>
+      </w:r>
+    </w:p>
+    <w:p>
+      <w:pPr>
+        <w:pStyle w:val="Normal"/>
+        <w:bidi w:val="0"/>
+        <w:jc w:val="left"/>
+        <w:rPr>
+          <w:rFonts w:ascii="JetBrainsMono NF" w:hAnsi="JetBrainsMono NF"/>
+          <w:b w:val="false"/>
+          <w:bCs w:val="false"/>
+          <w:sz w:val="28"/>
+          <w:u w:val="none"/>
+        </w:rPr>
+      </w:pPr>
+      <w:r>
+        <w:rPr>
+          <w:rFonts w:ascii="JetBrainsMono NF" w:hAnsi="JetBrainsMono NF"/>
+          <w:b w:val="false"/>
+          <w:bCs w:val="false"/>
+          <w:sz w:val="28"/>
+          <w:u w:val="none"/>
+        </w:rPr>
+      </w:r>
+    </w:p>
+    <w:p>
+      <w:pPr>
+        <w:pStyle w:val="Normal"/>
+        <w:bidi w:val="0"/>
+        <w:jc w:val="left"/>
+        <w:rPr>
+          <w:rFonts w:ascii="JetBrainsMono NF" w:hAnsi="JetBrainsMono NF"/>
+          <w:b w:val="false"/>
+          <w:bCs w:val="false"/>
+          <w:sz w:val="28"/>
+          <w:u w:val="none"/>
+        </w:rPr>
+      </w:pPr>
+      <w:r>
+        <w:rPr>
+          <w:rFonts w:ascii="JetBrainsMono NF" w:hAnsi="JetBrainsMono NF"/>
+          <w:b w:val="false"/>
+          <w:bCs w:val="false"/>
+          <w:sz w:val="28"/>
+          <w:u w:val="none"/>
+        </w:rPr>
+      </w:r>
+    </w:p>
+    <w:p>
+      <w:pPr>
+        <w:pStyle w:val="Normal"/>
+        <w:bidi w:val="0"/>
+        <w:jc w:val="left"/>
+        <w:rPr>
+          <w:rFonts w:ascii="JetBrainsMono NF" w:hAnsi="JetBrainsMono NF"/>
+          <w:b w:val="false"/>
+          <w:bCs w:val="false"/>
+          <w:sz w:val="28"/>
+          <w:u w:val="none"/>
+        </w:rPr>
+      </w:pPr>
+      <w:r>
+        <w:rPr>
+          <w:rFonts w:ascii="JetBrainsMono NF" w:hAnsi="JetBrainsMono NF"/>
+          <w:b w:val="false"/>
+          <w:bCs w:val="false"/>
+          <w:sz w:val="28"/>
+          <w:u w:val="none"/>
+        </w:rPr>
+      </w:r>
+    </w:p>
+    <w:p>
+      <w:pPr>
+        <w:pStyle w:val="Normal"/>
+        <w:bidi w:val="0"/>
+        <w:jc w:val="left"/>
+        <w:rPr/>
+      </w:pPr>
+      <w:r>
+        <w:rPr/>
       </w:r>
     </w:p>
     <w:sectPr>
@@ -1769,6 +2070,7 @@
       <w:pgNumType w:fmt="decimal"/>
       <w:formProt w:val="false"/>
       <w:textDirection w:val="lrTb"/>
+      <w:docGrid w:type="default" w:linePitch="100" w:charSpace="0"/>
     </w:sectPr>
   </w:body>
 </w:document>
@@ -2037,7 +2339,6 @@
     </w:rPrDefault>
     <w:pPrDefault>
       <w:pPr>
-        <w:widowControl/>
         <w:suppressAutoHyphens w:val="true"/>
       </w:pPr>
     </w:pPrDefault>
@@ -2047,7 +2348,10 @@
     <w:qFormat/>
     <w:pPr>
       <w:widowControl/>
+      <w:suppressAutoHyphens w:val="true"/>
       <w:bidi w:val="0"/>
+      <w:spacing w:before="0" w:after="0"/>
+      <w:jc w:val="left"/>
     </w:pPr>
     <w:rPr>
       <w:rFonts w:ascii="Calibri" w:hAnsi="Calibri" w:eastAsia="NSimSun" w:cs="Lohit Marathi"/>
@@ -2128,5 +2432,15 @@
       <w:rFonts w:ascii="Calibri" w:hAnsi="Calibri" w:cs="Lohit Marathi"/>
     </w:rPr>
   </w:style>
+  <w:style w:type="paragraph" w:styleId="TableContents">
+    <w:name w:val="Table Contents"/>
+    <w:basedOn w:val="Normal"/>
+    <w:qFormat/>
+    <w:pPr>
+      <w:widowControl w:val="false"/>
+      <w:suppressLineNumbers/>
+    </w:pPr>
+    <w:rPr/>
+  </w:style>
 </w:styles>
 </file>
--- a/Computer Architecture/Pipelining.docx
+++ b/Computer Architecture/Pipelining.docx
@@ -31,7 +31,23 @@
           <w:rFonts w:asciiTheme="minorHAnsi" w:hAnsiTheme="minorHAnsi" w:cstheme="minorHAnsi"/>
           <w:sz w:val="28"/>
         </w:rPr>
-        <w:t>It is the process of dividing sequencial process and parallelizing it in a processor.</w:t>
+        <w:t xml:space="preserve">It is the process of dividing </w:t>
+      </w:r>
+      <w:proofErr w:type="spellStart"/>
+      <w:r>
+        <w:rPr>
+          <w:rFonts w:asciiTheme="minorHAnsi" w:hAnsiTheme="minorHAnsi" w:cstheme="minorHAnsi"/>
+          <w:sz w:val="28"/>
+        </w:rPr>
+        <w:t>sequencial</w:t>
+      </w:r>
+      <w:proofErr w:type="spellEnd"/>
+      <w:r>
+        <w:rPr>
+          <w:rFonts w:asciiTheme="minorHAnsi" w:hAnsiTheme="minorHAnsi" w:cstheme="minorHAnsi"/>
+          <w:sz w:val="28"/>
+        </w:rPr>
+        <w:t xml:space="preserve"> process and parallelizing it in a processor.</w:t>
       </w:r>
     </w:p>
     <w:p>
@@ -64,12 +80,21 @@
           <w:rFonts w:asciiTheme="minorHAnsi" w:hAnsiTheme="minorHAnsi" w:cstheme="minorHAnsi"/>
         </w:rPr>
       </w:pPr>
-      <w:r>
-        <w:rPr>
-          <w:rFonts w:asciiTheme="minorHAnsi" w:hAnsiTheme="minorHAnsi" w:cstheme="minorHAnsi"/>
-          <w:sz w:val="28"/>
-        </w:rPr>
-        <w:t>Flyn’s classification of parallel processing:</w:t>
+      <w:proofErr w:type="spellStart"/>
+      <w:r>
+        <w:rPr>
+          <w:rFonts w:asciiTheme="minorHAnsi" w:hAnsiTheme="minorHAnsi" w:cstheme="minorHAnsi"/>
+          <w:sz w:val="28"/>
+        </w:rPr>
+        <w:t>Flyn’s</w:t>
+      </w:r>
+      <w:proofErr w:type="spellEnd"/>
+      <w:r>
+        <w:rPr>
+          <w:rFonts w:asciiTheme="minorHAnsi" w:hAnsiTheme="minorHAnsi" w:cstheme="minorHAnsi"/>
+          <w:sz w:val="28"/>
+        </w:rPr>
+        <w:t xml:space="preserve"> classification of parallel processing:</w:t>
       </w:r>
     </w:p>
     <w:p>
@@ -87,7 +112,23 @@
           <w:rFonts w:asciiTheme="minorHAnsi" w:hAnsiTheme="minorHAnsi" w:cstheme="minorHAnsi"/>
           <w:sz w:val="28"/>
         </w:rPr>
-        <w:t>Single instruction stream single data stream</w:t>
+        <w:t xml:space="preserve">Single instruction </w:t>
+      </w:r>
+      <w:proofErr w:type="gramStart"/>
+      <w:r>
+        <w:rPr>
+          <w:rFonts w:asciiTheme="minorHAnsi" w:hAnsiTheme="minorHAnsi" w:cstheme="minorHAnsi"/>
+          <w:sz w:val="28"/>
+        </w:rPr>
+        <w:t>stream</w:t>
+      </w:r>
+      <w:proofErr w:type="gramEnd"/>
+      <w:r>
+        <w:rPr>
+          <w:rFonts w:asciiTheme="minorHAnsi" w:hAnsiTheme="minorHAnsi" w:cstheme="minorHAnsi"/>
+          <w:sz w:val="28"/>
+        </w:rPr>
+        <w:t xml:space="preserve"> single data stream</w:t>
       </w:r>
     </w:p>
     <w:p>
@@ -105,14 +146,23 @@
           <w:rFonts w:asciiTheme="minorHAnsi" w:hAnsiTheme="minorHAnsi" w:cstheme="minorHAnsi"/>
           <w:sz w:val="28"/>
         </w:rPr>
-        <w:t xml:space="preserve">Single instruction stream multiple data </w:t>
-      </w:r>
+        <w:t xml:space="preserve">Single instruction </w:t>
+      </w:r>
+      <w:proofErr w:type="gramStart"/>
       <w:r>
         <w:rPr>
           <w:rFonts w:asciiTheme="minorHAnsi" w:hAnsiTheme="minorHAnsi" w:cstheme="minorHAnsi"/>
           <w:sz w:val="28"/>
         </w:rPr>
         <w:t>stream</w:t>
+      </w:r>
+      <w:proofErr w:type="gramEnd"/>
+      <w:r>
+        <w:rPr>
+          <w:rFonts w:asciiTheme="minorHAnsi" w:hAnsiTheme="minorHAnsi" w:cstheme="minorHAnsi"/>
+          <w:sz w:val="28"/>
+        </w:rPr>
+        <w:t xml:space="preserve"> multiple data stream</w:t>
       </w:r>
     </w:p>
     <w:p>
@@ -130,7 +180,23 @@
           <w:rFonts w:asciiTheme="minorHAnsi" w:hAnsiTheme="minorHAnsi" w:cstheme="minorHAnsi"/>
           <w:sz w:val="28"/>
         </w:rPr>
-        <w:t>Multiple instruction stream single data stream</w:t>
+        <w:t xml:space="preserve">Multiple instruction </w:t>
+      </w:r>
+      <w:proofErr w:type="gramStart"/>
+      <w:r>
+        <w:rPr>
+          <w:rFonts w:asciiTheme="minorHAnsi" w:hAnsiTheme="minorHAnsi" w:cstheme="minorHAnsi"/>
+          <w:sz w:val="28"/>
+        </w:rPr>
+        <w:t>stream</w:t>
+      </w:r>
+      <w:proofErr w:type="gramEnd"/>
+      <w:r>
+        <w:rPr>
+          <w:rFonts w:asciiTheme="minorHAnsi" w:hAnsiTheme="minorHAnsi" w:cstheme="minorHAnsi"/>
+          <w:sz w:val="28"/>
+        </w:rPr>
+        <w:t xml:space="preserve"> single data stream</w:t>
       </w:r>
     </w:p>
     <w:p>
@@ -148,29 +214,61 @@
           <w:rFonts w:asciiTheme="minorHAnsi" w:hAnsiTheme="minorHAnsi" w:cstheme="minorHAnsi"/>
           <w:sz w:val="28"/>
         </w:rPr>
-        <w:t>Multiple instruction stream muliple data stream</w:t>
-      </w:r>
-    </w:p>
-    <w:p>
-      <w:pPr>
-        <w:rPr>
-          <w:rFonts w:asciiTheme="minorHAnsi" w:hAnsiTheme="minorHAnsi" w:cstheme="minorHAnsi"/>
-          <w:sz w:val="28"/>
-        </w:rPr>
-      </w:pPr>
-    </w:p>
-    <w:p>
-      <w:pPr>
-        <w:rPr>
-          <w:rFonts w:asciiTheme="minorHAnsi" w:hAnsiTheme="minorHAnsi" w:cstheme="minorHAnsi"/>
-        </w:rPr>
-      </w:pPr>
-      <w:r>
-        <w:rPr>
-          <w:rFonts w:asciiTheme="minorHAnsi" w:hAnsiTheme="minorHAnsi" w:cstheme="minorHAnsi"/>
-          <w:sz w:val="28"/>
-        </w:rPr>
-        <w:t>Single instruction stream single data stream</w:t>
+        <w:t xml:space="preserve">Multiple instruction stream </w:t>
+      </w:r>
+      <w:proofErr w:type="spellStart"/>
+      <w:r>
+        <w:rPr>
+          <w:rFonts w:asciiTheme="minorHAnsi" w:hAnsiTheme="minorHAnsi" w:cstheme="minorHAnsi"/>
+          <w:sz w:val="28"/>
+        </w:rPr>
+        <w:t>muliple</w:t>
+      </w:r>
+      <w:proofErr w:type="spellEnd"/>
+      <w:r>
+        <w:rPr>
+          <w:rFonts w:asciiTheme="minorHAnsi" w:hAnsiTheme="minorHAnsi" w:cstheme="minorHAnsi"/>
+          <w:sz w:val="28"/>
+        </w:rPr>
+        <w:t xml:space="preserve"> data stream</w:t>
+      </w:r>
+    </w:p>
+    <w:p>
+      <w:pPr>
+        <w:rPr>
+          <w:rFonts w:asciiTheme="minorHAnsi" w:hAnsiTheme="minorHAnsi" w:cstheme="minorHAnsi"/>
+          <w:sz w:val="28"/>
+        </w:rPr>
+      </w:pPr>
+    </w:p>
+    <w:p>
+      <w:pPr>
+        <w:rPr>
+          <w:rFonts w:asciiTheme="minorHAnsi" w:hAnsiTheme="minorHAnsi" w:cstheme="minorHAnsi"/>
+        </w:rPr>
+      </w:pPr>
+      <w:r>
+        <w:rPr>
+          <w:rFonts w:asciiTheme="minorHAnsi" w:hAnsiTheme="minorHAnsi" w:cstheme="minorHAnsi"/>
+          <w:sz w:val="28"/>
+        </w:rPr>
+        <w:t xml:space="preserve">Single instruction </w:t>
+      </w:r>
+      <w:proofErr w:type="gramStart"/>
+      <w:r>
+        <w:rPr>
+          <w:rFonts w:asciiTheme="minorHAnsi" w:hAnsiTheme="minorHAnsi" w:cstheme="minorHAnsi"/>
+          <w:sz w:val="28"/>
+        </w:rPr>
+        <w:t>stream</w:t>
+      </w:r>
+      <w:proofErr w:type="gramEnd"/>
+      <w:r>
+        <w:rPr>
+          <w:rFonts w:asciiTheme="minorHAnsi" w:hAnsiTheme="minorHAnsi" w:cstheme="minorHAnsi"/>
+          <w:sz w:val="28"/>
+        </w:rPr>
+        <w:t xml:space="preserve"> single data stream</w:t>
       </w:r>
     </w:p>
     <w:p>
@@ -300,7 +398,23 @@
           <w:rFonts w:asciiTheme="minorHAnsi" w:hAnsiTheme="minorHAnsi" w:cstheme="minorHAnsi"/>
           <w:sz w:val="28"/>
         </w:rPr>
-        <w:t>Single instruction stream multiple data stream</w:t>
+        <w:t xml:space="preserve">Single instruction </w:t>
+      </w:r>
+      <w:proofErr w:type="gramStart"/>
+      <w:r>
+        <w:rPr>
+          <w:rFonts w:asciiTheme="minorHAnsi" w:hAnsiTheme="minorHAnsi" w:cstheme="minorHAnsi"/>
+          <w:sz w:val="28"/>
+        </w:rPr>
+        <w:t>stream</w:t>
+      </w:r>
+      <w:proofErr w:type="gramEnd"/>
+      <w:r>
+        <w:rPr>
+          <w:rFonts w:asciiTheme="minorHAnsi" w:hAnsiTheme="minorHAnsi" w:cstheme="minorHAnsi"/>
+          <w:sz w:val="28"/>
+        </w:rPr>
+        <w:t xml:space="preserve"> multiple data stream</w:t>
       </w:r>
     </w:p>
     <w:p>
@@ -486,14 +600,23 @@
           <w:rFonts w:asciiTheme="minorHAnsi" w:hAnsiTheme="minorHAnsi" w:cstheme="minorHAnsi"/>
           <w:sz w:val="28"/>
         </w:rPr>
-        <w:t xml:space="preserve">Multiple instruction stream </w:t>
-      </w:r>
-      <w:r>
-        <w:rPr>
-          <w:rFonts w:asciiTheme="minorHAnsi" w:hAnsiTheme="minorHAnsi" w:cstheme="minorHAnsi"/>
-          <w:sz w:val="28"/>
-        </w:rPr>
-        <w:t>single data stream</w:t>
+        <w:t xml:space="preserve">Multiple instruction </w:t>
+      </w:r>
+      <w:proofErr w:type="gramStart"/>
+      <w:r>
+        <w:rPr>
+          <w:rFonts w:asciiTheme="minorHAnsi" w:hAnsiTheme="minorHAnsi" w:cstheme="minorHAnsi"/>
+          <w:sz w:val="28"/>
+        </w:rPr>
+        <w:t>stream</w:t>
+      </w:r>
+      <w:proofErr w:type="gramEnd"/>
+      <w:r>
+        <w:rPr>
+          <w:rFonts w:asciiTheme="minorHAnsi" w:hAnsiTheme="minorHAnsi" w:cstheme="minorHAnsi"/>
+          <w:sz w:val="28"/>
+        </w:rPr>
+        <w:t xml:space="preserve"> single data stream</w:t>
       </w:r>
     </w:p>
     <w:p>
@@ -640,7 +763,23 @@
           <w:rFonts w:asciiTheme="minorHAnsi" w:hAnsiTheme="minorHAnsi" w:cstheme="minorHAnsi"/>
           <w:sz w:val="28"/>
         </w:rPr>
-        <w:t>Multiple instruction stream muliple data stream</w:t>
+        <w:t xml:space="preserve">Multiple instruction stream </w:t>
+      </w:r>
+      <w:proofErr w:type="spellStart"/>
+      <w:r>
+        <w:rPr>
+          <w:rFonts w:asciiTheme="minorHAnsi" w:hAnsiTheme="minorHAnsi" w:cstheme="minorHAnsi"/>
+          <w:sz w:val="28"/>
+        </w:rPr>
+        <w:t>muliple</w:t>
+      </w:r>
+      <w:proofErr w:type="spellEnd"/>
+      <w:r>
+        <w:rPr>
+          <w:rFonts w:asciiTheme="minorHAnsi" w:hAnsiTheme="minorHAnsi" w:cstheme="minorHAnsi"/>
+          <w:sz w:val="28"/>
+        </w:rPr>
+        <w:t xml:space="preserve"> data stream</w:t>
       </w:r>
     </w:p>
     <w:p>
@@ -772,21 +911,60 @@
           <w:bCs/>
           <w:sz w:val="28"/>
         </w:rPr>
-        <w:t>Speed-up Eqn:</w:t>
-      </w:r>
-    </w:p>
-    <w:p>
-      <w:pPr>
-        <w:rPr>
-          <w:rFonts w:asciiTheme="minorHAnsi" w:hAnsiTheme="minorHAnsi" w:cstheme="minorHAnsi"/>
-        </w:rPr>
-      </w:pPr>
-      <w:r>
-        <w:rPr>
-          <w:rFonts w:asciiTheme="minorHAnsi" w:hAnsiTheme="minorHAnsi" w:cstheme="minorHAnsi"/>
-          <w:sz w:val="28"/>
-        </w:rPr>
-        <w:t>Lets suppose there are “n” operations each operation takes “t</w:t>
+        <w:t xml:space="preserve">Speed-up </w:t>
+      </w:r>
+      <w:proofErr w:type="spellStart"/>
+      <w:r>
+        <w:rPr>
+          <w:rFonts w:asciiTheme="minorHAnsi" w:hAnsiTheme="minorHAnsi" w:cstheme="minorHAnsi"/>
+          <w:b/>
+          <w:bCs/>
+          <w:sz w:val="28"/>
+        </w:rPr>
+        <w:t>Eqn</w:t>
+      </w:r>
+      <w:proofErr w:type="spellEnd"/>
+      <w:r>
+        <w:rPr>
+          <w:rFonts w:asciiTheme="minorHAnsi" w:hAnsiTheme="minorHAnsi" w:cstheme="minorHAnsi"/>
+          <w:b/>
+          <w:bCs/>
+          <w:sz w:val="28"/>
+        </w:rPr>
+        <w:t>:</w:t>
+      </w:r>
+    </w:p>
+    <w:p>
+      <w:pPr>
+        <w:rPr>
+          <w:rFonts w:asciiTheme="minorHAnsi" w:hAnsiTheme="minorHAnsi" w:cstheme="minorHAnsi"/>
+        </w:rPr>
+      </w:pPr>
+      <w:proofErr w:type="spellStart"/>
+      <w:proofErr w:type="gramStart"/>
+      <w:r>
+        <w:rPr>
+          <w:rFonts w:asciiTheme="minorHAnsi" w:hAnsiTheme="minorHAnsi" w:cstheme="minorHAnsi"/>
+          <w:sz w:val="28"/>
+        </w:rPr>
+        <w:t>Lets</w:t>
+      </w:r>
+      <w:proofErr w:type="spellEnd"/>
+      <w:proofErr w:type="gramEnd"/>
+      <w:r>
+        <w:rPr>
+          <w:rFonts w:asciiTheme="minorHAnsi" w:hAnsiTheme="minorHAnsi" w:cstheme="minorHAnsi"/>
+          <w:sz w:val="28"/>
+        </w:rPr>
+        <w:t xml:space="preserve"> suppose there are “n” operations each operation takes “</w:t>
+      </w:r>
+      <w:proofErr w:type="spellStart"/>
+      <w:r>
+        <w:rPr>
+          <w:rFonts w:asciiTheme="minorHAnsi" w:hAnsiTheme="minorHAnsi" w:cstheme="minorHAnsi"/>
+          <w:sz w:val="28"/>
+        </w:rPr>
+        <w:t>t</w:t>
       </w:r>
       <w:r>
         <w:rPr>
@@ -796,6 +974,7 @@
         </w:rPr>
         <w:t>n</w:t>
       </w:r>
+      <w:proofErr w:type="spellEnd"/>
       <w:r>
         <w:rPr>
           <w:rFonts w:asciiTheme="minorHAnsi" w:hAnsiTheme="minorHAnsi" w:cstheme="minorHAnsi"/>
@@ -816,7 +995,15 @@
           <w:sz w:val="28"/>
         </w:rPr>
         <w:tab/>
-        <w:t>total time = n * t</w:t>
+        <w:t xml:space="preserve">total time = n * </w:t>
+      </w:r>
+      <w:proofErr w:type="spellStart"/>
+      <w:r>
+        <w:rPr>
+          <w:rFonts w:asciiTheme="minorHAnsi" w:hAnsiTheme="minorHAnsi" w:cstheme="minorHAnsi"/>
+          <w:sz w:val="28"/>
+        </w:rPr>
+        <w:t>t</w:t>
       </w:r>
       <w:r>
         <w:rPr>
@@ -826,26 +1013,28 @@
         </w:rPr>
         <w:t>n</w:t>
       </w:r>
-    </w:p>
-    <w:p>
-      <w:pPr>
-        <w:rPr>
-          <w:rFonts w:asciiTheme="minorHAnsi" w:hAnsiTheme="minorHAnsi" w:cstheme="minorHAnsi"/>
-        </w:rPr>
-      </w:pPr>
-      <w:r>
-        <w:rPr>
-          <w:rFonts w:asciiTheme="minorHAnsi" w:hAnsiTheme="minorHAnsi" w:cstheme="minorHAnsi"/>
-          <w:sz w:val="28"/>
-        </w:rPr>
-        <w:t xml:space="preserve">Consider “K” </w:t>
-      </w:r>
-      <w:r>
-        <w:rPr>
-          <w:rFonts w:asciiTheme="minorHAnsi" w:hAnsiTheme="minorHAnsi" w:cstheme="minorHAnsi"/>
-          <w:sz w:val="28"/>
-        </w:rPr>
-        <w:t>segment pipeline. Each segment takes t</w:t>
+      <w:proofErr w:type="spellEnd"/>
+    </w:p>
+    <w:p>
+      <w:pPr>
+        <w:rPr>
+          <w:rFonts w:asciiTheme="minorHAnsi" w:hAnsiTheme="minorHAnsi" w:cstheme="minorHAnsi"/>
+        </w:rPr>
+      </w:pPr>
+      <w:r>
+        <w:rPr>
+          <w:rFonts w:asciiTheme="minorHAnsi" w:hAnsiTheme="minorHAnsi" w:cstheme="minorHAnsi"/>
+          <w:sz w:val="28"/>
+        </w:rPr>
+        <w:t xml:space="preserve">Consider “K” segment pipeline. Each segment takes </w:t>
+      </w:r>
+      <w:proofErr w:type="spellStart"/>
+      <w:r>
+        <w:rPr>
+          <w:rFonts w:asciiTheme="minorHAnsi" w:hAnsiTheme="minorHAnsi" w:cstheme="minorHAnsi"/>
+          <w:sz w:val="28"/>
+        </w:rPr>
+        <w:t>t</w:t>
       </w:r>
       <w:r>
         <w:rPr>
@@ -855,6 +1044,7 @@
         </w:rPr>
         <w:t>p</w:t>
       </w:r>
+      <w:proofErr w:type="spellEnd"/>
       <w:r>
         <w:rPr>
           <w:rFonts w:asciiTheme="minorHAnsi" w:hAnsiTheme="minorHAnsi" w:cstheme="minorHAnsi"/>
@@ -875,7 +1065,15 @@
           <w:rFonts w:asciiTheme="minorHAnsi" w:hAnsiTheme="minorHAnsi" w:cstheme="minorHAnsi"/>
           <w:sz w:val="28"/>
         </w:rPr>
-        <w:t xml:space="preserve"> operation to complete it will take k*t</w:t>
+        <w:t xml:space="preserve"> operation to complete it will take k*</w:t>
+      </w:r>
+      <w:proofErr w:type="spellStart"/>
+      <w:r>
+        <w:rPr>
+          <w:rFonts w:asciiTheme="minorHAnsi" w:hAnsiTheme="minorHAnsi" w:cstheme="minorHAnsi"/>
+          <w:sz w:val="28"/>
+        </w:rPr>
+        <w:t>t</w:t>
       </w:r>
       <w:r>
         <w:rPr>
@@ -885,6 +1083,7 @@
         </w:rPr>
         <w:t>p</w:t>
       </w:r>
+      <w:proofErr w:type="spellEnd"/>
       <w:r>
         <w:rPr>
           <w:rFonts w:asciiTheme="minorHAnsi" w:hAnsiTheme="minorHAnsi" w:cstheme="minorHAnsi"/>
@@ -904,7 +1103,24 @@
           <w:rFonts w:asciiTheme="minorHAnsi" w:hAnsiTheme="minorHAnsi" w:cstheme="minorHAnsi"/>
           <w:sz w:val="28"/>
         </w:rPr>
-        <w:t>(n-1)*t</w:t>
+        <w:t>(n-</w:t>
+      </w:r>
+      <w:proofErr w:type="gramStart"/>
+      <w:r>
+        <w:rPr>
+          <w:rFonts w:asciiTheme="minorHAnsi" w:hAnsiTheme="minorHAnsi" w:cstheme="minorHAnsi"/>
+          <w:sz w:val="28"/>
+        </w:rPr>
+        <w:t>1)*</w:t>
+      </w:r>
+      <w:proofErr w:type="spellStart"/>
+      <w:proofErr w:type="gramEnd"/>
+      <w:r>
+        <w:rPr>
+          <w:rFonts w:asciiTheme="minorHAnsi" w:hAnsiTheme="minorHAnsi" w:cstheme="minorHAnsi"/>
+          <w:sz w:val="28"/>
+        </w:rPr>
+        <w:t>t</w:t>
       </w:r>
       <w:r>
         <w:rPr>
@@ -914,6 +1130,7 @@
         </w:rPr>
         <w:t>p</w:t>
       </w:r>
+      <w:proofErr w:type="spellEnd"/>
       <w:r>
         <w:rPr>
           <w:rFonts w:asciiTheme="minorHAnsi" w:hAnsiTheme="minorHAnsi" w:cstheme="minorHAnsi"/>
@@ -933,7 +1150,15 @@
           <w:rFonts w:asciiTheme="minorHAnsi" w:hAnsiTheme="minorHAnsi" w:cstheme="minorHAnsi"/>
           <w:sz w:val="28"/>
         </w:rPr>
-        <w:t>So total time = k*t</w:t>
+        <w:t>So total time = k*</w:t>
+      </w:r>
+      <w:proofErr w:type="spellStart"/>
+      <w:r>
+        <w:rPr>
+          <w:rFonts w:asciiTheme="minorHAnsi" w:hAnsiTheme="minorHAnsi" w:cstheme="minorHAnsi"/>
+          <w:sz w:val="28"/>
+        </w:rPr>
+        <w:t>t</w:t>
       </w:r>
       <w:r>
         <w:rPr>
@@ -941,37 +1166,81 @@
           <w:sz w:val="28"/>
           <w:vertAlign w:val="subscript"/>
         </w:rPr>
-        <w:t xml:space="preserve">p </w:t>
-      </w:r>
-      <w:r>
-        <w:rPr>
-          <w:rFonts w:asciiTheme="minorHAnsi" w:hAnsiTheme="minorHAnsi" w:cstheme="minorHAnsi"/>
-          <w:sz w:val="28"/>
-        </w:rPr>
-        <w:t>+ (n-1)*t</w:t>
-      </w:r>
+        <w:t>p</w:t>
+      </w:r>
+      <w:proofErr w:type="spellEnd"/>
       <w:r>
         <w:rPr>
           <w:rFonts w:asciiTheme="minorHAnsi" w:hAnsiTheme="minorHAnsi" w:cstheme="minorHAnsi"/>
           <w:sz w:val="28"/>
           <w:vertAlign w:val="subscript"/>
         </w:rPr>
+        <w:t xml:space="preserve"> </w:t>
+      </w:r>
+      <w:r>
+        <w:rPr>
+          <w:rFonts w:asciiTheme="minorHAnsi" w:hAnsiTheme="minorHAnsi" w:cstheme="minorHAnsi"/>
+          <w:sz w:val="28"/>
+        </w:rPr>
+        <w:t>+ (n-</w:t>
+      </w:r>
+      <w:proofErr w:type="gramStart"/>
+      <w:r>
+        <w:rPr>
+          <w:rFonts w:asciiTheme="minorHAnsi" w:hAnsiTheme="minorHAnsi" w:cstheme="minorHAnsi"/>
+          <w:sz w:val="28"/>
+        </w:rPr>
+        <w:t>1)*</w:t>
+      </w:r>
+      <w:proofErr w:type="spellStart"/>
+      <w:proofErr w:type="gramEnd"/>
+      <w:r>
+        <w:rPr>
+          <w:rFonts w:asciiTheme="minorHAnsi" w:hAnsiTheme="minorHAnsi" w:cstheme="minorHAnsi"/>
+          <w:sz w:val="28"/>
+        </w:rPr>
+        <w:t>t</w:t>
+      </w:r>
+      <w:r>
+        <w:rPr>
+          <w:rFonts w:asciiTheme="minorHAnsi" w:hAnsiTheme="minorHAnsi" w:cstheme="minorHAnsi"/>
+          <w:sz w:val="28"/>
+          <w:vertAlign w:val="subscript"/>
+        </w:rPr>
         <w:t>p</w:t>
       </w:r>
-    </w:p>
-    <w:p>
-      <w:pPr>
-        <w:rPr>
-          <w:rFonts w:asciiTheme="minorHAnsi" w:hAnsiTheme="minorHAnsi" w:cstheme="minorHAnsi"/>
-          <w:sz w:val="28"/>
-        </w:rPr>
-      </w:pPr>
-      <w:r>
-        <w:rPr>
-          <w:rFonts w:asciiTheme="minorHAnsi" w:hAnsiTheme="minorHAnsi" w:cstheme="minorHAnsi"/>
-          <w:sz w:val="28"/>
-        </w:rPr>
-        <w:t xml:space="preserve">              = (k+n-1)*t</w:t>
+      <w:proofErr w:type="spellEnd"/>
+    </w:p>
+    <w:p>
+      <w:pPr>
+        <w:rPr>
+          <w:rFonts w:asciiTheme="minorHAnsi" w:hAnsiTheme="minorHAnsi" w:cstheme="minorHAnsi"/>
+          <w:sz w:val="28"/>
+        </w:rPr>
+      </w:pPr>
+      <w:r>
+        <w:rPr>
+          <w:rFonts w:asciiTheme="minorHAnsi" w:hAnsiTheme="minorHAnsi" w:cstheme="minorHAnsi"/>
+          <w:sz w:val="28"/>
+        </w:rPr>
+        <w:t xml:space="preserve">              = (k+n-</w:t>
+      </w:r>
+      <w:proofErr w:type="gramStart"/>
+      <w:r>
+        <w:rPr>
+          <w:rFonts w:asciiTheme="minorHAnsi" w:hAnsiTheme="minorHAnsi" w:cstheme="minorHAnsi"/>
+          <w:sz w:val="28"/>
+        </w:rPr>
+        <w:t>1)*</w:t>
+      </w:r>
+      <w:proofErr w:type="spellStart"/>
+      <w:proofErr w:type="gramEnd"/>
+      <w:r>
+        <w:rPr>
+          <w:rFonts w:asciiTheme="minorHAnsi" w:hAnsiTheme="minorHAnsi" w:cstheme="minorHAnsi"/>
+          <w:sz w:val="28"/>
+        </w:rPr>
+        <w:t>t</w:t>
       </w:r>
       <w:r>
         <w:rPr>
@@ -981,27 +1250,21 @@
         </w:rPr>
         <w:t>p</w:t>
       </w:r>
-    </w:p>
-    <w:p>
-      <w:pPr>
-        <w:rPr>
-          <w:rFonts w:asciiTheme="minorHAnsi" w:hAnsiTheme="minorHAnsi" w:cstheme="minorHAnsi"/>
-          <w:sz w:val="28"/>
-        </w:rPr>
-      </w:pPr>
-      <w:r>
-        <w:rPr>
-          <w:rFonts w:asciiTheme="minorHAnsi" w:hAnsiTheme="minorHAnsi" w:cstheme="minorHAnsi"/>
-          <w:sz w:val="28"/>
-        </w:rPr>
-        <w:t xml:space="preserve">Speed-up = time </w:t>
-      </w:r>
-      <w:r>
-        <w:rPr>
-          <w:rFonts w:asciiTheme="minorHAnsi" w:hAnsiTheme="minorHAnsi" w:cstheme="minorHAnsi"/>
-          <w:sz w:val="28"/>
-        </w:rPr>
-        <w:t>for non-pipeline/time for pipelined system</w:t>
+      <w:proofErr w:type="spellEnd"/>
+    </w:p>
+    <w:p>
+      <w:pPr>
+        <w:rPr>
+          <w:rFonts w:asciiTheme="minorHAnsi" w:hAnsiTheme="minorHAnsi" w:cstheme="minorHAnsi"/>
+          <w:sz w:val="28"/>
+        </w:rPr>
+      </w:pPr>
+      <w:r>
+        <w:rPr>
+          <w:rFonts w:asciiTheme="minorHAnsi" w:hAnsiTheme="minorHAnsi" w:cstheme="minorHAnsi"/>
+          <w:sz w:val="28"/>
+        </w:rPr>
+        <w:t>Speed-up = time for non-pipeline/time for pipelined system</w:t>
       </w:r>
     </w:p>
     <w:p>
@@ -1017,7 +1280,15 @@
           <w:rFonts w:asciiTheme="minorHAnsi" w:hAnsiTheme="minorHAnsi" w:cstheme="minorHAnsi"/>
           <w:sz w:val="28"/>
         </w:rPr>
-        <w:t xml:space="preserve">         = n*t</w:t>
+        <w:t xml:space="preserve">         = n*</w:t>
+      </w:r>
+      <w:proofErr w:type="spellStart"/>
+      <w:r>
+        <w:rPr>
+          <w:rFonts w:asciiTheme="minorHAnsi" w:hAnsiTheme="minorHAnsi" w:cstheme="minorHAnsi"/>
+          <w:sz w:val="28"/>
+        </w:rPr>
+        <w:t>t</w:t>
       </w:r>
       <w:r>
         <w:rPr>
@@ -1027,12 +1298,29 @@
         </w:rPr>
         <w:t>n</w:t>
       </w:r>
-      <w:r>
-        <w:rPr>
-          <w:rFonts w:asciiTheme="minorHAnsi" w:hAnsiTheme="minorHAnsi" w:cstheme="minorHAnsi"/>
-          <w:sz w:val="28"/>
-        </w:rPr>
-        <w:t>/(k+n-1)t</w:t>
+      <w:proofErr w:type="spellEnd"/>
+      <w:r>
+        <w:rPr>
+          <w:rFonts w:asciiTheme="minorHAnsi" w:hAnsiTheme="minorHAnsi" w:cstheme="minorHAnsi"/>
+          <w:sz w:val="28"/>
+        </w:rPr>
+        <w:t>/(k+n-</w:t>
+      </w:r>
+      <w:proofErr w:type="gramStart"/>
+      <w:r>
+        <w:rPr>
+          <w:rFonts w:asciiTheme="minorHAnsi" w:hAnsiTheme="minorHAnsi" w:cstheme="minorHAnsi"/>
+          <w:sz w:val="28"/>
+        </w:rPr>
+        <w:t>1)</w:t>
+      </w:r>
+      <w:proofErr w:type="spellStart"/>
+      <w:r>
+        <w:rPr>
+          <w:rFonts w:asciiTheme="minorHAnsi" w:hAnsiTheme="minorHAnsi" w:cstheme="minorHAnsi"/>
+          <w:sz w:val="28"/>
+        </w:rPr>
+        <w:t>t</w:t>
       </w:r>
       <w:r>
         <w:rPr>
@@ -1042,6 +1330,8 @@
         </w:rPr>
         <w:t>p</w:t>
       </w:r>
+      <w:proofErr w:type="spellEnd"/>
+      <w:proofErr w:type="gramEnd"/>
     </w:p>
     <w:p>
       <w:pPr>
@@ -1126,7 +1416,15 @@
           <w:rFonts w:asciiTheme="minorHAnsi" w:hAnsiTheme="minorHAnsi" w:cstheme="minorHAnsi"/>
           <w:sz w:val="28"/>
         </w:rPr>
-        <w:t>x = 2.5</w:t>
+        <w:t xml:space="preserve">x = </w:t>
+      </w:r>
+      <w:proofErr w:type="gramStart"/>
+      <w:r>
+        <w:rPr>
+          <w:rFonts w:asciiTheme="minorHAnsi" w:hAnsiTheme="minorHAnsi" w:cstheme="minorHAnsi"/>
+          <w:sz w:val="28"/>
+        </w:rPr>
+        <w:t>2.5</w:t>
       </w:r>
       <w:r>
         <w:rPr>
@@ -1140,7 +1438,15 @@
           <w:rFonts w:asciiTheme="minorHAnsi" w:hAnsiTheme="minorHAnsi" w:cstheme="minorHAnsi"/>
           <w:sz w:val="28"/>
         </w:rPr>
-        <w:t>x10</w:t>
+        <w:t>x</w:t>
+      </w:r>
+      <w:proofErr w:type="gramEnd"/>
+      <w:r>
+        <w:rPr>
+          <w:rFonts w:asciiTheme="minorHAnsi" w:hAnsiTheme="minorHAnsi" w:cstheme="minorHAnsi"/>
+          <w:sz w:val="28"/>
+        </w:rPr>
+        <w:t>10</w:t>
       </w:r>
       <w:r>
         <w:rPr>
@@ -1400,6 +1706,516 @@
       <w:pPr>
         <w:rPr>
           <w:rFonts w:asciiTheme="minorHAnsi" w:hAnsiTheme="minorHAnsi" w:cstheme="minorHAnsi"/>
+          <w:b/>
+          <w:bCs/>
+          <w:sz w:val="32"/>
+          <w:szCs w:val="28"/>
+          <w:u w:val="single"/>
+        </w:rPr>
+      </w:pPr>
+      <w:r>
+        <w:rPr>
+          <w:rFonts w:asciiTheme="minorHAnsi" w:hAnsiTheme="minorHAnsi" w:cstheme="minorHAnsi"/>
+          <w:b/>
+          <w:bCs/>
+          <w:sz w:val="32"/>
+          <w:szCs w:val="28"/>
+          <w:u w:val="single"/>
+        </w:rPr>
+        <w:lastRenderedPageBreak/>
+        <w:t xml:space="preserve">Instruction </w:t>
+      </w:r>
+      <w:r>
+        <w:rPr>
+          <w:rFonts w:asciiTheme="minorHAnsi" w:hAnsiTheme="minorHAnsi" w:cstheme="minorHAnsi"/>
+          <w:b/>
+          <w:bCs/>
+          <w:sz w:val="32"/>
+          <w:szCs w:val="28"/>
+          <w:u w:val="single"/>
+        </w:rPr>
+        <w:t>Pipeline:</w:t>
+      </w:r>
+    </w:p>
+    <w:p>
+      <w:pPr>
+        <w:rPr>
+          <w:rFonts w:asciiTheme="minorHAnsi" w:hAnsiTheme="minorHAnsi" w:cstheme="minorHAnsi"/>
+          <w:sz w:val="28"/>
+        </w:rPr>
+      </w:pPr>
+      <w:r>
+        <w:rPr>
+          <w:rFonts w:asciiTheme="minorHAnsi" w:hAnsiTheme="minorHAnsi" w:cstheme="minorHAnsi"/>
+          <w:sz w:val="28"/>
+        </w:rPr>
+        <w:t>Steps:</w:t>
+      </w:r>
+    </w:p>
+    <w:p>
+      <w:pPr>
+        <w:pStyle w:val="ListParagraph"/>
+        <w:numPr>
+          <w:ilvl w:val="2"/>
+          <w:numId w:val="2"/>
+        </w:numPr>
+        <w:rPr>
+          <w:rFonts w:asciiTheme="minorHAnsi" w:hAnsiTheme="minorHAnsi" w:cstheme="minorHAnsi"/>
+          <w:sz w:val="28"/>
+        </w:rPr>
+      </w:pPr>
+      <w:r>
+        <w:rPr>
+          <w:rFonts w:asciiTheme="minorHAnsi" w:hAnsiTheme="minorHAnsi" w:cstheme="minorHAnsi"/>
+          <w:sz w:val="28"/>
+        </w:rPr>
+        <w:t>Fetch instruction (opcode) from memory</w:t>
+      </w:r>
+      <w:r>
+        <w:rPr>
+          <w:rFonts w:asciiTheme="minorHAnsi" w:hAnsiTheme="minorHAnsi" w:cstheme="minorHAnsi"/>
+          <w:sz w:val="28"/>
+        </w:rPr>
+        <w:t xml:space="preserve"> </w:t>
+      </w:r>
+    </w:p>
+    <w:p>
+      <w:pPr>
+        <w:pStyle w:val="ListParagraph"/>
+        <w:numPr>
+          <w:ilvl w:val="2"/>
+          <w:numId w:val="2"/>
+        </w:numPr>
+        <w:rPr>
+          <w:rFonts w:asciiTheme="minorHAnsi" w:hAnsiTheme="minorHAnsi" w:cstheme="minorHAnsi"/>
+          <w:sz w:val="28"/>
+        </w:rPr>
+      </w:pPr>
+      <w:r>
+        <w:rPr>
+          <w:rFonts w:asciiTheme="minorHAnsi" w:hAnsiTheme="minorHAnsi" w:cstheme="minorHAnsi"/>
+          <w:sz w:val="28"/>
+        </w:rPr>
+        <w:t>Decode instruction</w:t>
+      </w:r>
+    </w:p>
+    <w:p>
+      <w:pPr>
+        <w:pStyle w:val="ListParagraph"/>
+        <w:numPr>
+          <w:ilvl w:val="2"/>
+          <w:numId w:val="2"/>
+        </w:numPr>
+        <w:rPr>
+          <w:rFonts w:asciiTheme="minorHAnsi" w:hAnsiTheme="minorHAnsi" w:cstheme="minorHAnsi"/>
+          <w:sz w:val="28"/>
+        </w:rPr>
+      </w:pPr>
+      <w:r>
+        <w:rPr>
+          <w:rFonts w:asciiTheme="minorHAnsi" w:hAnsiTheme="minorHAnsi" w:cstheme="minorHAnsi"/>
+          <w:sz w:val="28"/>
+        </w:rPr>
+        <w:t>Calculate effective address of operand</w:t>
+      </w:r>
+    </w:p>
+    <w:p>
+      <w:pPr>
+        <w:pStyle w:val="ListParagraph"/>
+        <w:numPr>
+          <w:ilvl w:val="2"/>
+          <w:numId w:val="2"/>
+        </w:numPr>
+        <w:rPr>
+          <w:rFonts w:asciiTheme="minorHAnsi" w:hAnsiTheme="minorHAnsi" w:cstheme="minorHAnsi"/>
+          <w:sz w:val="28"/>
+        </w:rPr>
+      </w:pPr>
+      <w:r>
+        <w:rPr>
+          <w:rFonts w:asciiTheme="minorHAnsi" w:hAnsiTheme="minorHAnsi" w:cstheme="minorHAnsi"/>
+          <w:sz w:val="28"/>
+        </w:rPr>
+        <w:t>Fetch operand from memory</w:t>
+      </w:r>
+    </w:p>
+    <w:p>
+      <w:pPr>
+        <w:pStyle w:val="ListParagraph"/>
+        <w:numPr>
+          <w:ilvl w:val="2"/>
+          <w:numId w:val="2"/>
+        </w:numPr>
+        <w:rPr>
+          <w:rFonts w:asciiTheme="minorHAnsi" w:hAnsiTheme="minorHAnsi" w:cstheme="minorHAnsi"/>
+          <w:sz w:val="28"/>
+        </w:rPr>
+      </w:pPr>
+      <w:r>
+        <w:rPr>
+          <w:rFonts w:asciiTheme="minorHAnsi" w:hAnsiTheme="minorHAnsi" w:cstheme="minorHAnsi"/>
+          <w:sz w:val="28"/>
+        </w:rPr>
+        <w:t>Execute instruction</w:t>
+      </w:r>
+    </w:p>
+    <w:p>
+      <w:pPr>
+        <w:pStyle w:val="ListParagraph"/>
+        <w:numPr>
+          <w:ilvl w:val="2"/>
+          <w:numId w:val="2"/>
+        </w:numPr>
+        <w:rPr>
+          <w:rFonts w:asciiTheme="minorHAnsi" w:hAnsiTheme="minorHAnsi" w:cstheme="minorHAnsi"/>
+          <w:sz w:val="28"/>
+        </w:rPr>
+      </w:pPr>
+      <w:r>
+        <w:rPr>
+          <w:rFonts w:asciiTheme="minorHAnsi" w:hAnsiTheme="minorHAnsi" w:cstheme="minorHAnsi"/>
+          <w:sz w:val="28"/>
+        </w:rPr>
+        <w:t>Store result</w:t>
+      </w:r>
+    </w:p>
+    <w:p>
+      <w:pPr>
+        <w:rPr>
+          <w:rFonts w:asciiTheme="minorHAnsi" w:hAnsiTheme="minorHAnsi" w:cstheme="minorHAnsi"/>
+          <w:sz w:val="28"/>
+        </w:rPr>
+      </w:pPr>
+      <w:r>
+        <w:rPr>
+          <w:rFonts w:asciiTheme="minorHAnsi" w:hAnsiTheme="minorHAnsi" w:cstheme="minorHAnsi"/>
+          <w:sz w:val="28"/>
+        </w:rPr>
+        <w:t>Pipelined steps:</w:t>
+      </w:r>
+    </w:p>
+    <w:p>
+      <w:pPr>
+        <w:pStyle w:val="ListParagraph"/>
+        <w:numPr>
+          <w:ilvl w:val="2"/>
+          <w:numId w:val="3"/>
+        </w:numPr>
+        <w:rPr>
+          <w:rFonts w:asciiTheme="minorHAnsi" w:hAnsiTheme="minorHAnsi" w:cstheme="minorHAnsi"/>
+          <w:sz w:val="28"/>
+        </w:rPr>
+      </w:pPr>
+      <w:r>
+        <w:rPr>
+          <w:rFonts w:asciiTheme="minorHAnsi" w:hAnsiTheme="minorHAnsi" w:cstheme="minorHAnsi"/>
+          <w:sz w:val="28"/>
+        </w:rPr>
+        <w:t xml:space="preserve">Fetch instruction (opcode) from memory </w:t>
+      </w:r>
+      <w:r>
+        <w:rPr>
+          <w:rFonts w:asciiTheme="minorHAnsi" w:hAnsiTheme="minorHAnsi" w:cstheme="minorHAnsi"/>
+          <w:sz w:val="28"/>
+        </w:rPr>
+        <w:t>(FI)</w:t>
+      </w:r>
+    </w:p>
+    <w:p>
+      <w:pPr>
+        <w:pStyle w:val="ListParagraph"/>
+        <w:numPr>
+          <w:ilvl w:val="2"/>
+          <w:numId w:val="3"/>
+        </w:numPr>
+        <w:rPr>
+          <w:rFonts w:asciiTheme="minorHAnsi" w:hAnsiTheme="minorHAnsi" w:cstheme="minorHAnsi"/>
+          <w:sz w:val="28"/>
+        </w:rPr>
+      </w:pPr>
+      <w:r>
+        <w:rPr>
+          <w:rFonts w:asciiTheme="minorHAnsi" w:hAnsiTheme="minorHAnsi" w:cstheme="minorHAnsi"/>
+          <w:sz w:val="28"/>
+        </w:rPr>
+        <w:t>Decode instruction</w:t>
+      </w:r>
+      <w:r>
+        <w:rPr>
+          <w:rFonts w:asciiTheme="minorHAnsi" w:hAnsiTheme="minorHAnsi" w:cstheme="minorHAnsi"/>
+          <w:sz w:val="28"/>
+        </w:rPr>
+        <w:t xml:space="preserve"> and </w:t>
+      </w:r>
+      <w:proofErr w:type="gramStart"/>
+      <w:r>
+        <w:rPr>
+          <w:rFonts w:asciiTheme="minorHAnsi" w:hAnsiTheme="minorHAnsi" w:cstheme="minorHAnsi"/>
+          <w:sz w:val="28"/>
+        </w:rPr>
+        <w:t>Calculate</w:t>
+      </w:r>
+      <w:proofErr w:type="gramEnd"/>
+      <w:r>
+        <w:rPr>
+          <w:rFonts w:asciiTheme="minorHAnsi" w:hAnsiTheme="minorHAnsi" w:cstheme="minorHAnsi"/>
+          <w:sz w:val="28"/>
+        </w:rPr>
+        <w:t xml:space="preserve"> effective address of operand</w:t>
+      </w:r>
+      <w:r>
+        <w:rPr>
+          <w:rFonts w:asciiTheme="minorHAnsi" w:hAnsiTheme="minorHAnsi" w:cstheme="minorHAnsi"/>
+          <w:sz w:val="28"/>
+        </w:rPr>
+        <w:t xml:space="preserve"> (DA)</w:t>
+      </w:r>
+    </w:p>
+    <w:p>
+      <w:pPr>
+        <w:pStyle w:val="ListParagraph"/>
+        <w:numPr>
+          <w:ilvl w:val="2"/>
+          <w:numId w:val="3"/>
+        </w:numPr>
+        <w:rPr>
+          <w:rFonts w:asciiTheme="minorHAnsi" w:hAnsiTheme="minorHAnsi" w:cstheme="minorHAnsi"/>
+          <w:sz w:val="28"/>
+        </w:rPr>
+      </w:pPr>
+      <w:r>
+        <w:rPr>
+          <w:rFonts w:asciiTheme="minorHAnsi" w:hAnsiTheme="minorHAnsi" w:cstheme="minorHAnsi"/>
+          <w:sz w:val="28"/>
+        </w:rPr>
+        <w:t>Fetch operand from memory</w:t>
+      </w:r>
+      <w:r>
+        <w:rPr>
+          <w:rFonts w:asciiTheme="minorHAnsi" w:hAnsiTheme="minorHAnsi" w:cstheme="minorHAnsi"/>
+          <w:sz w:val="28"/>
+        </w:rPr>
+        <w:t xml:space="preserve"> (FO)</w:t>
+      </w:r>
+    </w:p>
+    <w:p>
+      <w:pPr>
+        <w:pStyle w:val="ListParagraph"/>
+        <w:numPr>
+          <w:ilvl w:val="2"/>
+          <w:numId w:val="3"/>
+        </w:numPr>
+        <w:rPr>
+          <w:rFonts w:asciiTheme="minorHAnsi" w:hAnsiTheme="minorHAnsi" w:cstheme="minorHAnsi"/>
+          <w:sz w:val="28"/>
+        </w:rPr>
+      </w:pPr>
+      <w:r>
+        <w:rPr>
+          <w:rFonts w:asciiTheme="minorHAnsi" w:hAnsiTheme="minorHAnsi" w:cstheme="minorHAnsi"/>
+          <w:sz w:val="28"/>
+        </w:rPr>
+        <w:t>Execute instruction</w:t>
+      </w:r>
+      <w:r>
+        <w:rPr>
+          <w:rFonts w:asciiTheme="minorHAnsi" w:hAnsiTheme="minorHAnsi" w:cstheme="minorHAnsi"/>
+          <w:sz w:val="28"/>
+        </w:rPr>
+        <w:t xml:space="preserve"> and </w:t>
+      </w:r>
+      <w:r>
+        <w:rPr>
+          <w:rFonts w:asciiTheme="minorHAnsi" w:hAnsiTheme="minorHAnsi" w:cstheme="minorHAnsi"/>
+          <w:sz w:val="28"/>
+        </w:rPr>
+        <w:t>Store result</w:t>
+      </w:r>
+      <w:r>
+        <w:rPr>
+          <w:rFonts w:asciiTheme="minorHAnsi" w:hAnsiTheme="minorHAnsi" w:cstheme="minorHAnsi"/>
+          <w:sz w:val="28"/>
+        </w:rPr>
+        <w:t xml:space="preserve"> (EX)</w:t>
+      </w:r>
+    </w:p>
+    <w:p>
+      <w:pPr>
+        <w:rPr>
+          <w:rFonts w:asciiTheme="minorHAnsi" w:hAnsiTheme="minorHAnsi" w:cstheme="minorHAnsi"/>
+          <w:sz w:val="28"/>
+        </w:rPr>
+      </w:pPr>
+    </w:p>
+    <w:p>
+      <w:pPr>
+        <w:rPr>
+          <w:rFonts w:asciiTheme="minorHAnsi" w:hAnsiTheme="minorHAnsi" w:cstheme="minorHAnsi"/>
+          <w:sz w:val="28"/>
+        </w:rPr>
+      </w:pPr>
+      <w:r>
+        <w:rPr>
+          <w:noProof/>
+        </w:rPr>
+        <w:drawing>
+          <wp:inline distT="0" distB="0" distL="0" distR="0" wp14:anchorId="7105EA12" wp14:editId="74BADCA6">
+            <wp:extent cx="4137565" cy="4905375"/>
+            <wp:effectExtent l="0" t="0" r="0" b="0"/>
+            <wp:docPr id="6" name="Picture 6" descr="What is the instruction pipeline in computer architecture? - Quora"/>
+            <wp:cNvGraphicFramePr>
+              <a:graphicFrameLocks xmlns:a="http://schemas.openxmlformats.org/drawingml/2006/main" noChangeAspect="1"/>
+            </wp:cNvGraphicFramePr>
+            <a:graphic xmlns:a="http://schemas.openxmlformats.org/drawingml/2006/main">
+              <a:graphicData uri="http://schemas.openxmlformats.org/drawingml/2006/picture">
+                <pic:pic xmlns:pic="http://schemas.openxmlformats.org/drawingml/2006/picture">
+                  <pic:nvPicPr>
+                    <pic:cNvPr id="0" name="Picture 1" descr="What is the instruction pipeline in computer architecture? - Quora"/>
+                    <pic:cNvPicPr>
+                      <a:picLocks noChangeAspect="1" noChangeArrowheads="1"/>
+                    </pic:cNvPicPr>
+                  </pic:nvPicPr>
+                  <pic:blipFill>
+                    <a:blip r:embed="rId10">
+                      <a:extLst>
+                        <a:ext uri="{28A0092B-C50C-407E-A947-70E740481C1C}">
+                          <a14:useLocalDpi xmlns:a14="http://schemas.microsoft.com/office/drawing/2010/main" val="0"/>
+                        </a:ext>
+                      </a:extLst>
+                    </a:blip>
+                    <a:srcRect/>
+                    <a:stretch>
+                      <a:fillRect/>
+                    </a:stretch>
+                  </pic:blipFill>
+                  <pic:spPr bwMode="auto">
+                    <a:xfrm>
+                      <a:off x="0" y="0"/>
+                      <a:ext cx="4148526" cy="4918371"/>
+                    </a:xfrm>
+                    <a:prstGeom prst="rect">
+                      <a:avLst/>
+                    </a:prstGeom>
+                    <a:noFill/>
+                    <a:ln>
+                      <a:noFill/>
+                    </a:ln>
+                  </pic:spPr>
+                </pic:pic>
+              </a:graphicData>
+            </a:graphic>
+          </wp:inline>
+        </w:drawing>
+      </w:r>
+    </w:p>
+    <w:p>
+      <w:pPr>
+        <w:rPr>
+          <w:rFonts w:asciiTheme="minorHAnsi" w:hAnsiTheme="minorHAnsi" w:cstheme="minorHAnsi"/>
+          <w:sz w:val="28"/>
+        </w:rPr>
+      </w:pPr>
+    </w:p>
+    <w:p>
+      <w:pPr>
+        <w:rPr>
+          <w:rFonts w:asciiTheme="minorHAnsi" w:hAnsiTheme="minorHAnsi" w:cstheme="minorHAnsi"/>
+          <w:sz w:val="28"/>
+        </w:rPr>
+      </w:pPr>
+    </w:p>
+    <w:p>
+      <w:pPr>
+        <w:rPr>
+          <w:rFonts w:asciiTheme="minorHAnsi" w:hAnsiTheme="minorHAnsi" w:cstheme="minorHAnsi"/>
+          <w:sz w:val="32"/>
+          <w:szCs w:val="28"/>
+        </w:rPr>
+      </w:pPr>
+      <w:r>
+        <w:rPr>
+          <w:rFonts w:asciiTheme="minorHAnsi" w:hAnsiTheme="minorHAnsi" w:cstheme="minorHAnsi"/>
+          <w:sz w:val="32"/>
+          <w:szCs w:val="28"/>
+        </w:rPr>
+        <w:lastRenderedPageBreak/>
+        <w:t>Space Time diagram:</w:t>
+      </w:r>
+    </w:p>
+    <w:p>
+      <w:pPr>
+        <w:rPr>
+          <w:rFonts w:asciiTheme="minorHAnsi" w:hAnsiTheme="minorHAnsi" w:cstheme="minorHAnsi"/>
+          <w:sz w:val="32"/>
+          <w:szCs w:val="28"/>
+        </w:rPr>
+      </w:pPr>
+      <w:r>
+        <w:rPr>
+          <w:noProof/>
+        </w:rPr>
+        <w:drawing>
+          <wp:inline distT="0" distB="0" distL="0" distR="0" wp14:anchorId="01CB5296" wp14:editId="54AA02C0">
+            <wp:extent cx="6332220" cy="2515870"/>
+            <wp:effectExtent l="0" t="0" r="0" b="0"/>
+            <wp:docPr id="8" name="Picture 8" descr="Technical Notes: Instruction Pipeline"/>
+            <wp:cNvGraphicFramePr>
+              <a:graphicFrameLocks xmlns:a="http://schemas.openxmlformats.org/drawingml/2006/main" noChangeAspect="1"/>
+            </wp:cNvGraphicFramePr>
+            <a:graphic xmlns:a="http://schemas.openxmlformats.org/drawingml/2006/main">
+              <a:graphicData uri="http://schemas.openxmlformats.org/drawingml/2006/picture">
+                <pic:pic xmlns:pic="http://schemas.openxmlformats.org/drawingml/2006/picture">
+                  <pic:nvPicPr>
+                    <pic:cNvPr id="0" name="Picture 5" descr="Technical Notes: Instruction Pipeline"/>
+                    <pic:cNvPicPr>
+                      <a:picLocks noChangeAspect="1" noChangeArrowheads="1"/>
+                    </pic:cNvPicPr>
+                  </pic:nvPicPr>
+                  <pic:blipFill>
+                    <a:blip r:embed="rId11">
+                      <a:extLst>
+                        <a:ext uri="{28A0092B-C50C-407E-A947-70E740481C1C}">
+                          <a14:useLocalDpi xmlns:a14="http://schemas.microsoft.com/office/drawing/2010/main" val="0"/>
+                        </a:ext>
+                      </a:extLst>
+                    </a:blip>
+                    <a:srcRect/>
+                    <a:stretch>
+                      <a:fillRect/>
+                    </a:stretch>
+                  </pic:blipFill>
+                  <pic:spPr bwMode="auto">
+                    <a:xfrm>
+                      <a:off x="0" y="0"/>
+                      <a:ext cx="6332220" cy="2515870"/>
+                    </a:xfrm>
+                    <a:prstGeom prst="rect">
+                      <a:avLst/>
+                    </a:prstGeom>
+                    <a:noFill/>
+                    <a:ln>
+                      <a:noFill/>
+                    </a:ln>
+                  </pic:spPr>
+                </pic:pic>
+              </a:graphicData>
+            </a:graphic>
+          </wp:inline>
+        </w:drawing>
+      </w:r>
+    </w:p>
+    <w:p>
+      <w:pPr>
+        <w:rPr>
+          <w:rFonts w:asciiTheme="minorHAnsi" w:hAnsiTheme="minorHAnsi" w:cstheme="minorHAnsi"/>
+          <w:sz w:val="28"/>
+        </w:rPr>
+      </w:pPr>
+    </w:p>
+    <w:p>
+      <w:pPr>
+        <w:rPr>
+          <w:rFonts w:asciiTheme="minorHAnsi" w:hAnsiTheme="minorHAnsi" w:cstheme="minorHAnsi"/>
           <w:sz w:val="28"/>
         </w:rPr>
       </w:pPr>
@@ -1587,6 +2403,119 @@
     </w:lvl>
   </w:abstractNum>
   <w:abstractNum w:abstractNumId="1" w15:restartNumberingAfterBreak="0">
+    <w:nsid w:val="2CA164AB"/>
+    <w:multiLevelType w:val="multilevel"/>
+    <w:tmpl w:val="73B2FE34"/>
+    <w:lvl w:ilvl="0">
+      <w:start w:val="1"/>
+      <w:numFmt w:val="decimal"/>
+      <w:lvlText w:val="%1."/>
+      <w:lvlJc w:val="left"/>
+      <w:pPr>
+        <w:tabs>
+          <w:tab w:val="num" w:pos="720"/>
+        </w:tabs>
+        <w:ind w:left="720" w:hanging="360"/>
+      </w:pPr>
+    </w:lvl>
+    <w:lvl w:ilvl="1">
+      <w:start w:val="1"/>
+      <w:numFmt w:val="decimal"/>
+      <w:lvlText w:val="%2."/>
+      <w:lvlJc w:val="left"/>
+      <w:pPr>
+        <w:tabs>
+          <w:tab w:val="num" w:pos="1080"/>
+        </w:tabs>
+        <w:ind w:left="1080" w:hanging="360"/>
+      </w:pPr>
+    </w:lvl>
+    <w:lvl w:ilvl="2">
+      <w:start w:val="1"/>
+      <w:numFmt w:val="decimal"/>
+      <w:lvlText w:val="%3."/>
+      <w:lvlJc w:val="left"/>
+      <w:pPr>
+        <w:tabs>
+          <w:tab w:val="num" w:pos="1440"/>
+        </w:tabs>
+        <w:ind w:left="1440" w:hanging="360"/>
+      </w:pPr>
+    </w:lvl>
+    <w:lvl w:ilvl="3">
+      <w:start w:val="1"/>
+      <w:numFmt w:val="decimal"/>
+      <w:lvlText w:val="%4."/>
+      <w:lvlJc w:val="left"/>
+      <w:pPr>
+        <w:tabs>
+          <w:tab w:val="num" w:pos="1800"/>
+        </w:tabs>
+        <w:ind w:left="1800" w:hanging="360"/>
+      </w:pPr>
+    </w:lvl>
+    <w:lvl w:ilvl="4">
+      <w:start w:val="1"/>
+      <w:numFmt w:val="decimal"/>
+      <w:lvlText w:val="%5."/>
+      <w:lvlJc w:val="left"/>
+      <w:pPr>
+        <w:tabs>
+          <w:tab w:val="num" w:pos="2160"/>
+        </w:tabs>
+        <w:ind w:left="2160" w:hanging="360"/>
+      </w:pPr>
+    </w:lvl>
+    <w:lvl w:ilvl="5">
+      <w:start w:val="1"/>
+      <w:numFmt w:val="decimal"/>
+      <w:lvlText w:val="%6."/>
+      <w:lvlJc w:val="left"/>
+      <w:pPr>
+        <w:tabs>
+          <w:tab w:val="num" w:pos="2520"/>
+        </w:tabs>
+        <w:ind w:left="2520" w:hanging="360"/>
+      </w:pPr>
+    </w:lvl>
+    <w:lvl w:ilvl="6">
+      <w:start w:val="1"/>
+      <w:numFmt w:val="decimal"/>
+      <w:lvlText w:val="%7."/>
+      <w:lvlJc w:val="left"/>
+      <w:pPr>
+        <w:tabs>
+          <w:tab w:val="num" w:pos="2880"/>
+        </w:tabs>
+        <w:ind w:left="2880" w:hanging="360"/>
+      </w:pPr>
+    </w:lvl>
+    <w:lvl w:ilvl="7">
+      <w:start w:val="1"/>
+      <w:numFmt w:val="decimal"/>
+      <w:lvlText w:val="%8."/>
+      <w:lvlJc w:val="left"/>
+      <w:pPr>
+        <w:tabs>
+          <w:tab w:val="num" w:pos="3240"/>
+        </w:tabs>
+        <w:ind w:left="3240" w:hanging="360"/>
+      </w:pPr>
+    </w:lvl>
+    <w:lvl w:ilvl="8">
+      <w:start w:val="1"/>
+      <w:numFmt w:val="decimal"/>
+      <w:lvlText w:val="%9."/>
+      <w:lvlJc w:val="left"/>
+      <w:pPr>
+        <w:tabs>
+          <w:tab w:val="num" w:pos="3600"/>
+        </w:tabs>
+        <w:ind w:left="3600" w:hanging="360"/>
+      </w:pPr>
+    </w:lvl>
+  </w:abstractNum>
+  <w:abstractNum w:abstractNumId="2" w15:restartNumberingAfterBreak="0">
     <w:nsid w:val="68A43259"/>
     <w:multiLevelType w:val="multilevel"/>
     <w:tmpl w:val="73B2FE34"/>
@@ -1703,6 +2632,9 @@
     <w:abstractNumId w:val="0"/>
   </w:num>
   <w:num w:numId="2">
+    <w:abstractNumId w:val="2"/>
+  </w:num>
+  <w:num w:numId="3">
     <w:abstractNumId w:val="1"/>
   </w:num>
 </w:numbering>
